--- a/REPORT.docx
+++ b/REPORT.docx
@@ -86,7 +86,7 @@
           <w:kern w:val="0"/>
           <w14:ligatures w14:val="none"/>
         </w:rPr>
-        <w:t xml:space="preserve"> Intern GenAI/Research/Agentic AI   </w:t>
+        <w:t xml:space="preserve"> Intern GenAI/Research/Agentic AI </w:t>
       </w:r>
       <w:r>
         <w:rPr>
@@ -96,7 +96,7 @@
           <w:kern w:val="0"/>
           <w14:ligatures w14:val="none"/>
         </w:rPr>
-        <w:t xml:space="preserve"> </w:t>
+        <w:t>-</w:t>
       </w:r>
       <w:r>
         <w:rPr>
@@ -106,7 +106,7 @@
           <w:kern w:val="0"/>
           <w14:ligatures w14:val="none"/>
         </w:rPr>
-        <w:t>7</w:t>
+        <w:t xml:space="preserve">  </w:t>
       </w:r>
       <w:r>
         <w:rPr>
@@ -114,10 +114,9 @@
           <w:i/>
           <w:iCs/>
           <w:kern w:val="0"/>
-          <w:vertAlign w:val="superscript"/>
-          <w14:ligatures w14:val="none"/>
-        </w:rPr>
-        <w:t>th</w:t>
+          <w14:ligatures w14:val="none"/>
+        </w:rPr>
+        <w:t xml:space="preserve"> </w:t>
       </w:r>
       <w:r>
         <w:rPr>
@@ -127,6 +126,27 @@
           <w:kern w:val="0"/>
           <w14:ligatures w14:val="none"/>
         </w:rPr>
+        <w:t>7</w:t>
+      </w:r>
+      <w:r>
+        <w:rPr>
+          <w:rFonts w:ascii="Calibri" w:eastAsia="Times New Roman" w:hAnsi="Calibri" w:cs="Calibri"/>
+          <w:i/>
+          <w:iCs/>
+          <w:kern w:val="0"/>
+          <w:vertAlign w:val="superscript"/>
+          <w14:ligatures w14:val="none"/>
+        </w:rPr>
+        <w:t>th</w:t>
+      </w:r>
+      <w:r>
+        <w:rPr>
+          <w:rFonts w:ascii="Calibri" w:eastAsia="Times New Roman" w:hAnsi="Calibri" w:cs="Calibri"/>
+          <w:i/>
+          <w:iCs/>
+          <w:kern w:val="0"/>
+          <w14:ligatures w14:val="none"/>
+        </w:rPr>
         <w:t xml:space="preserve"> august</w:t>
       </w:r>
       <w:r>
@@ -136,590 +156,629 @@
           <w14:ligatures w14:val="none"/>
         </w:rPr>
         <w:t xml:space="preserve"> </w:t>
+      </w:r>
+      <w:r>
+        <w:rPr>
+          <w:rFonts w:ascii="Calibri" w:eastAsia="Times New Roman" w:hAnsi="Calibri" w:cs="Calibri"/>
+          <w:b/>
+          <w:bCs/>
+          <w:i/>
+          <w:iCs/>
+          <w:kern w:val="0"/>
+          <w14:ligatures w14:val="none"/>
+        </w:rPr>
+        <w:t>Topic</w:t>
+      </w:r>
+      <w:r>
+        <w:rPr>
+          <w:rFonts w:ascii="Calibri" w:eastAsia="Times New Roman" w:hAnsi="Calibri" w:cs="Calibri"/>
+          <w:i/>
+          <w:iCs/>
+          <w:kern w:val="0"/>
+          <w14:ligatures w14:val="none"/>
+        </w:rPr>
+        <w:t>: Clinical Decision Making and Pattern Recognition in Health Care</w:t>
       </w:r>
     </w:p>
     <w:p>
       <w:pPr>
         <w:spacing w:before="100" w:beforeAutospacing="1" w:after="100" w:afterAutospacing="1" w:line="240" w:lineRule="auto"/>
-        <w:rPr>
-          <w:rFonts w:ascii="Calibri" w:eastAsia="Times New Roman" w:hAnsi="Calibri" w:cs="Calibri"/>
-          <w:kern w:val="0"/>
-          <w14:ligatures w14:val="none"/>
-        </w:rPr>
-      </w:pPr>
-      <w:r>
-        <w:rPr>
-          <w:rFonts w:ascii="Calibri" w:eastAsia="Times New Roman" w:hAnsi="Calibri" w:cs="Calibri"/>
+        <w:outlineLvl w:val="1"/>
+        <w:rPr>
+          <w:rFonts w:ascii="Calibri" w:eastAsia="Times New Roman" w:hAnsi="Calibri" w:cs="Calibri"/>
+          <w:b/>
+          <w:bCs/>
+          <w:kern w:val="0"/>
+          <w:sz w:val="28"/>
+          <w:szCs w:val="28"/>
+          <w14:ligatures w14:val="none"/>
+        </w:rPr>
+      </w:pPr>
+      <w:r>
+        <w:rPr>
+          <w:rFonts w:ascii="Calibri" w:eastAsia="Times New Roman" w:hAnsi="Calibri" w:cs="Calibri"/>
+          <w:b/>
+          <w:bCs/>
+          <w:kern w:val="0"/>
+          <w:sz w:val="28"/>
+          <w:szCs w:val="28"/>
+          <w14:ligatures w14:val="none"/>
+        </w:rPr>
+        <w:t>1. Concept Definition</w:t>
+      </w:r>
+    </w:p>
+    <w:p>
+      <w:pPr>
+        <w:pStyle w:val="NormalWeb"/>
+        <w:rPr>
+          <w:rFonts w:ascii="Calibri" w:hAnsi="Calibri" w:cs="Calibri"/>
+        </w:rPr>
+      </w:pPr>
+      <w:r>
+        <w:rPr>
+          <w:rFonts w:ascii="Calibri" w:hAnsi="Calibri" w:cs="Calibri"/>
+        </w:rPr>
+        <w:t>Agentic AI refers to systems that autonomously plan multi-step tasks, use tools and data, and adapt based on outcomes. Unlike generative AI’s single-input, single-output pattern or classical ML’s fixed prediction pipelines, agents can reason and act toward a goal. In healthcare, these capabilities align with HIPAA’s Treatment, Payment, and Operations framework. This report focuses on Payment, where classification and anomaly detection offer proven ROI, decisions can be audited against policy, and Cotiviti has an established payment-integrity business.</w:t>
+      </w:r>
+    </w:p>
+    <w:p>
+      <w:pPr>
+        <w:rPr>
+          <w:b/>
+          <w:bCs/>
+          <w:sz w:val="28"/>
+          <w:szCs w:val="28"/>
+        </w:rPr>
+      </w:pPr>
+      <w:r>
+        <w:rPr>
+          <w:b/>
+          <w:bCs/>
+          <w:sz w:val="28"/>
+          <w:szCs w:val="28"/>
+        </w:rPr>
+        <w:t>2. Trends</w:t>
+      </w:r>
+    </w:p>
+    <w:p>
+      <w:pPr>
+        <w:pStyle w:val="ListParagraph"/>
+        <w:numPr>
+          <w:ilvl w:val="0"/>
+          <w:numId w:val="3"/>
+        </w:numPr>
+        <w:spacing w:after="0" w:line="240" w:lineRule="auto"/>
+        <w:rPr>
+          <w:rFonts w:ascii="Calibri" w:eastAsia="Times New Roman" w:hAnsi="Calibri" w:cs="Calibri"/>
+          <w:kern w:val="0"/>
+          <w14:ligatures w14:val="none"/>
+        </w:rPr>
+      </w:pPr>
+      <w:r>
+        <w:rPr>
+          <w:rFonts w:ascii="Calibri" w:eastAsia="Times New Roman" w:hAnsi="Calibri" w:cs="Calibri"/>
+          <w:b/>
+          <w:bCs/>
+          <w:kern w:val="0"/>
+          <w14:ligatures w14:val="none"/>
+        </w:rPr>
+        <w:t>From Generative to Agentic systems.</w:t>
+      </w:r>
+      <w:r>
+        <w:rPr>
+          <w:rFonts w:ascii="Calibri" w:eastAsia="Times New Roman" w:hAnsi="Calibri" w:cs="Calibri"/>
+          <w:kern w:val="0"/>
+          <w14:ligatures w14:val="none"/>
+        </w:rPr>
+        <w:t xml:space="preserve"> Healthcare is moving from single-shot models to autonomous, multi-step agents. Mount Sinai, Mayo Clinic, and the NHS are already piloting AI agents (Philips, 2026), but adoption is still concentrated among larger, tech-forward organizations (</w:t>
+      </w:r>
+      <w:r>
+        <w:rPr>
+          <w:rFonts w:ascii="Calibri" w:eastAsia="Times New Roman" w:hAnsi="Calibri" w:cs="Calibri"/>
+          <w:kern w:val="0"/>
+          <w14:ligatures w14:val="none"/>
+        </w:rPr>
+        <w:t>health Verity</w:t>
+      </w:r>
+      <w:r>
+        <w:rPr>
+          <w:rFonts w:ascii="Calibri" w:eastAsia="Times New Roman" w:hAnsi="Calibri" w:cs="Calibri"/>
+          <w:kern w:val="0"/>
+          <w14:ligatures w14:val="none"/>
+        </w:rPr>
+        <w:t>, 2025), leaving a strong window to build now.</w:t>
+      </w:r>
+    </w:p>
+    <w:p>
+      <w:pPr>
+        <w:pStyle w:val="ListParagraph"/>
+        <w:numPr>
+          <w:ilvl w:val="0"/>
+          <w:numId w:val="3"/>
+        </w:numPr>
+        <w:spacing w:after="0" w:line="240" w:lineRule="auto"/>
+        <w:rPr>
+          <w:rFonts w:ascii="Calibri" w:eastAsia="Times New Roman" w:hAnsi="Calibri" w:cs="Calibri"/>
+          <w:kern w:val="0"/>
+          <w14:ligatures w14:val="none"/>
+        </w:rPr>
+      </w:pPr>
+      <w:r>
+        <w:rPr>
+          <w:rFonts w:ascii="Calibri" w:eastAsia="Times New Roman" w:hAnsi="Calibri" w:cs="Calibri"/>
+          <w:b/>
+          <w:bCs/>
+          <w:kern w:val="0"/>
+          <w14:ligatures w14:val="none"/>
+        </w:rPr>
+        <w:t>Improper payments remain a major problem.</w:t>
+      </w:r>
+      <w:r>
+        <w:rPr>
+          <w:rFonts w:ascii="Calibri" w:eastAsia="Times New Roman" w:hAnsi="Calibri" w:cs="Calibri"/>
+          <w:kern w:val="0"/>
+          <w14:ligatures w14:val="none"/>
+        </w:rPr>
+        <w:t xml:space="preserve"> CMS estimated FY2025 improper payments at $28.8B for Medicare and $37.4B for Medicaid, while GAO reported over $100B combined in FY2023. CMS is now using AI in claims analysis and program integrity efforts.</w:t>
+      </w:r>
+    </w:p>
+    <w:p>
+      <w:pPr>
+        <w:pStyle w:val="ListParagraph"/>
+        <w:numPr>
+          <w:ilvl w:val="0"/>
+          <w:numId w:val="3"/>
+        </w:numPr>
+        <w:spacing w:before="100" w:beforeAutospacing="1" w:after="100" w:afterAutospacing="1" w:line="240" w:lineRule="auto"/>
+        <w:outlineLvl w:val="1"/>
+        <w:rPr>
+          <w:rFonts w:ascii="Calibri" w:eastAsia="Times New Roman" w:hAnsi="Calibri" w:cs="Calibri"/>
+          <w:kern w:val="0"/>
+          <w14:ligatures w14:val="none"/>
+        </w:rPr>
+      </w:pPr>
+      <w:r>
+        <w:rPr>
+          <w:rFonts w:ascii="Calibri" w:eastAsia="Times New Roman" w:hAnsi="Calibri" w:cs="Calibri"/>
+          <w:b/>
+          <w:bCs/>
+          <w:kern w:val="0"/>
+          <w14:ligatures w14:val="none"/>
+        </w:rPr>
+        <w:t>AI governance is becoming formalized.</w:t>
+      </w:r>
+      <w:r>
+        <w:rPr>
+          <w:rFonts w:ascii="Calibri" w:eastAsia="Times New Roman" w:hAnsi="Calibri" w:cs="Calibri"/>
+          <w:kern w:val="0"/>
+          <w14:ligatures w14:val="none"/>
+        </w:rPr>
+        <w:t xml:space="preserve"> HHS released a department-wide AI Strategy in December 2025, while the Joint Commission and CHAI introduced governance guidance and voluntary certification. Autonomous payment systems will increasingly require clear oversight, human accountability, and auditability.</w:t>
+      </w:r>
+    </w:p>
+    <w:p>
+      <w:pPr>
+        <w:spacing w:before="100" w:beforeAutospacing="1" w:after="100" w:afterAutospacing="1" w:line="240" w:lineRule="auto"/>
+        <w:outlineLvl w:val="1"/>
+        <w:rPr>
+          <w:rFonts w:ascii="Calibri" w:eastAsia="Times New Roman" w:hAnsi="Calibri" w:cs="Calibri"/>
+          <w:b/>
+          <w:bCs/>
+          <w:kern w:val="0"/>
+          <w:sz w:val="28"/>
+          <w:szCs w:val="28"/>
+          <w14:ligatures w14:val="none"/>
+        </w:rPr>
+      </w:pPr>
+      <w:r>
+        <w:rPr>
+          <w:rFonts w:ascii="Calibri" w:eastAsia="Times New Roman" w:hAnsi="Calibri" w:cs="Calibri"/>
+          <w:b/>
+          <w:bCs/>
+          <w:kern w:val="0"/>
+          <w:sz w:val="28"/>
+          <w:szCs w:val="28"/>
+          <w14:ligatures w14:val="none"/>
+        </w:rPr>
+        <w:t>3. Opportunities and Threats</w:t>
+      </w:r>
+    </w:p>
+    <w:p>
+      <w:pPr>
+        <w:pStyle w:val="NormalWeb"/>
+        <w:rPr>
+          <w:rFonts w:ascii="Calibri" w:hAnsi="Calibri" w:cs="Calibri"/>
+        </w:rPr>
+      </w:pPr>
+      <w:r>
+        <w:rPr>
+          <w:rStyle w:val="Strong"/>
+          <w:rFonts w:ascii="Calibri" w:hAnsi="Calibri" w:cs="Calibri"/>
+        </w:rPr>
+        <w:t>Opportunities.</w:t>
+      </w:r>
+      <w:r>
+        <w:rPr>
+          <w:rFonts w:ascii="Calibri" w:hAnsi="Calibri" w:cs="Calibri"/>
+        </w:rPr>
+        <w:t xml:space="preserve"> Agentic systems can review claims in context, justify decisions with cited policy, and flag novel patterns for human review. In fraud, waste, and abuse detection, combining anomaly detection with policy retrieval could reduce the time needed to move from “unusual” to “</w:t>
+      </w:r>
+      <w:proofErr w:type="spellStart"/>
+      <w:r>
+        <w:rPr>
+          <w:rFonts w:ascii="Calibri" w:hAnsi="Calibri" w:cs="Calibri"/>
+        </w:rPr>
+        <w:t>explainably</w:t>
+      </w:r>
+      <w:proofErr w:type="spellEnd"/>
+      <w:r>
+        <w:rPr>
+          <w:rFonts w:ascii="Calibri" w:hAnsi="Calibri" w:cs="Calibri"/>
+        </w:rPr>
+        <w:t xml:space="preserve"> improper.”</w:t>
+      </w:r>
+    </w:p>
+    <w:p>
+      <w:pPr>
+        <w:pStyle w:val="NormalWeb"/>
+        <w:rPr>
+          <w:rFonts w:ascii="Calibri" w:hAnsi="Calibri" w:cs="Calibri"/>
+        </w:rPr>
+      </w:pPr>
+      <w:r>
+        <w:rPr>
+          <w:rStyle w:val="Strong"/>
+          <w:rFonts w:ascii="Calibri" w:hAnsi="Calibri" w:cs="Calibri"/>
+        </w:rPr>
+        <w:t>Threats.</w:t>
+      </w:r>
+      <w:r>
+        <w:rPr>
+          <w:rFonts w:ascii="Calibri" w:hAnsi="Calibri" w:cs="Calibri"/>
+        </w:rPr>
+        <w:t xml:space="preserve"> Autonomy also raises risk: hallucinated reasoning can create financial and legal exposure, multi-step decisions are harder to audit, and excessive automation can increase compliance and provider friction. This makes governance, human oversight, and decision logging essential from the start.</w:t>
+      </w:r>
+    </w:p>
+    <w:p>
+      <w:pPr>
+        <w:spacing w:before="100" w:beforeAutospacing="1" w:after="100" w:afterAutospacing="1" w:line="240" w:lineRule="auto"/>
+        <w:outlineLvl w:val="1"/>
+        <w:rPr>
+          <w:rFonts w:ascii="Calibri" w:eastAsia="Times New Roman" w:hAnsi="Calibri" w:cs="Calibri"/>
+          <w:b/>
+          <w:bCs/>
+          <w:kern w:val="0"/>
+          <w:sz w:val="28"/>
+          <w:szCs w:val="28"/>
+          <w14:ligatures w14:val="none"/>
+        </w:rPr>
+      </w:pPr>
+      <w:r>
+        <w:rPr>
+          <w:rFonts w:ascii="Calibri" w:eastAsia="Times New Roman" w:hAnsi="Calibri" w:cs="Calibri"/>
+          <w:b/>
+          <w:bCs/>
+          <w:kern w:val="0"/>
+          <w:sz w:val="28"/>
+          <w:szCs w:val="28"/>
+          <w14:ligatures w14:val="none"/>
+        </w:rPr>
+        <w:lastRenderedPageBreak/>
+        <w:t>4. Strategic Options for Cotiviti</w:t>
+      </w:r>
+    </w:p>
+    <w:p>
+      <w:pPr>
+        <w:spacing w:before="100" w:beforeAutospacing="1" w:after="100" w:afterAutospacing="1" w:line="240" w:lineRule="auto"/>
+        <w:outlineLvl w:val="1"/>
+        <w:rPr>
+          <w:rFonts w:ascii="Calibri" w:eastAsia="Times New Roman" w:hAnsi="Calibri" w:cs="Calibri"/>
+          <w:b/>
+          <w:bCs/>
+          <w:kern w:val="0"/>
+          <w:sz w:val="36"/>
+          <w:szCs w:val="36"/>
+          <w14:ligatures w14:val="none"/>
+        </w:rPr>
+      </w:pPr>
+      <w:r>
+        <w:rPr>
+          <w:rStyle w:val="Strong"/>
+          <w:rFonts w:ascii="Calibri" w:hAnsi="Calibri" w:cs="Calibri"/>
+        </w:rPr>
+        <w:t>Option 1</w:t>
+      </w:r>
+      <w:r>
+        <w:rPr>
+          <w:rStyle w:val="Strong"/>
+          <w:rFonts w:ascii="Calibri" w:hAnsi="Calibri" w:cs="Calibri"/>
+        </w:rPr>
+        <w:t xml:space="preserve">: </w:t>
+      </w:r>
+      <w:r>
+        <w:rPr>
+          <w:rStyle w:val="Strong"/>
+          <w:rFonts w:ascii="Calibri" w:hAnsi="Calibri" w:cs="Calibri"/>
+        </w:rPr>
+        <w:t xml:space="preserve"> Pilot agent-assisted claims review inside existing payment-integrity workflows.</w:t>
+      </w:r>
+      <w:r>
+        <w:rPr>
+          <w:rFonts w:ascii="Calibri" w:hAnsi="Calibri" w:cs="Calibri"/>
+        </w:rPr>
+        <w:t xml:space="preserve"> Deploy agents in a strictly assistive posture: the agent reads a flagged claim, retrieves the relevant policy language, and drafts a reasoned recommendation with citations, while a human analyst makes the determination. This targets analyst throughput</w:t>
+      </w:r>
+      <w:r>
+        <w:rPr>
+          <w:rFonts w:ascii="Calibri" w:hAnsi="Calibri" w:cs="Calibri"/>
+        </w:rPr>
+        <w:t>,</w:t>
+      </w:r>
+      <w:r>
+        <w:rPr>
+          <w:rFonts w:ascii="Calibri" w:hAnsi="Calibri" w:cs="Calibri"/>
+        </w:rPr>
+        <w:t xml:space="preserve"> the practical bottleneck in payment integrity</w:t>
+      </w:r>
+      <w:r>
+        <w:rPr>
+          <w:rFonts w:ascii="Calibri" w:hAnsi="Calibri" w:cs="Calibri"/>
+        </w:rPr>
+        <w:t xml:space="preserve"> </w:t>
+      </w:r>
+      <w:r>
+        <w:rPr>
+          <w:rFonts w:ascii="Calibri" w:hAnsi="Calibri" w:cs="Calibri"/>
+        </w:rPr>
+        <w:t>keeps accountability human, and generates the labeled reasoning data needed to evaluate fuller autonomy later.</w:t>
+      </w:r>
+    </w:p>
+    <w:p>
+      <w:pPr>
+        <w:pStyle w:val="font-claude-response-body"/>
+        <w:rPr>
+          <w:rFonts w:ascii="Calibri" w:hAnsi="Calibri" w:cs="Calibri"/>
+        </w:rPr>
+      </w:pPr>
+      <w:r>
+        <w:rPr>
+          <w:rStyle w:val="Strong"/>
+          <w:rFonts w:ascii="Calibri" w:hAnsi="Calibri" w:cs="Calibri"/>
+        </w:rPr>
+        <w:t>Option 2</w:t>
+      </w:r>
+      <w:r>
+        <w:rPr>
+          <w:rStyle w:val="Strong"/>
+          <w:rFonts w:ascii="Calibri" w:hAnsi="Calibri" w:cs="Calibri"/>
+        </w:rPr>
+        <w:t xml:space="preserve">: </w:t>
+      </w:r>
+      <w:r>
+        <w:rPr>
+          <w:rStyle w:val="Strong"/>
+          <w:rFonts w:ascii="Calibri" w:hAnsi="Calibri" w:cs="Calibri"/>
+        </w:rPr>
+        <w:t xml:space="preserve"> Invest in auditable-by-design agent infrastructure as a market differentiator.</w:t>
+      </w:r>
+      <w:r>
+        <w:rPr>
+          <w:rFonts w:ascii="Calibri" w:hAnsi="Calibri" w:cs="Calibri"/>
+        </w:rPr>
+        <w:t xml:space="preserve"> Build logging, reasoning-trace capture, and an evaluation harness for agentic decisions as a first-class product capability, aligned with frameworks like the Joint Commission/CHAI guidance. As payers face growing scrutiny of AI-driven determinations, a vendor that can prove how every judgment was made converts governance from a compliance cost into a selling point.</w:t>
+      </w:r>
+    </w:p>
+    <w:p>
+      <w:pPr>
+        <w:pStyle w:val="font-claude-response-body"/>
+        <w:rPr>
+          <w:rFonts w:ascii="Calibri" w:hAnsi="Calibri" w:cs="Calibri"/>
+        </w:rPr>
+      </w:pPr>
+      <w:r>
+        <w:rPr>
+          <w:rStyle w:val="Strong"/>
+          <w:rFonts w:ascii="Calibri" w:hAnsi="Calibri" w:cs="Calibri"/>
+        </w:rPr>
+        <w:t>Option 3</w:t>
+      </w:r>
+      <w:r>
+        <w:rPr>
+          <w:rStyle w:val="Strong"/>
+          <w:rFonts w:ascii="Calibri" w:hAnsi="Calibri" w:cs="Calibri"/>
+        </w:rPr>
+        <w:t xml:space="preserve">: </w:t>
+      </w:r>
+      <w:r>
+        <w:rPr>
+          <w:rStyle w:val="Strong"/>
+          <w:rFonts w:ascii="Calibri" w:hAnsi="Calibri" w:cs="Calibri"/>
+        </w:rPr>
+        <w:t>Take a public research position on autonomy boundaries in payment decisions.</w:t>
+      </w:r>
+      <w:r>
+        <w:rPr>
+          <w:rFonts w:ascii="Calibri" w:hAnsi="Calibri" w:cs="Calibri"/>
+        </w:rPr>
+        <w:t xml:space="preserve"> Define and publish where agent autonomy is appropriate (enrichment and triage) versus where human escalation must be mandatory (final adverse determinations). This positions Cotiviti as a standards-shaper in a </w:t>
+      </w:r>
+      <w:proofErr w:type="gramStart"/>
+      <w:r>
+        <w:rPr>
+          <w:rFonts w:ascii="Calibri" w:hAnsi="Calibri" w:cs="Calibri"/>
+        </w:rPr>
+        <w:t>space regulators</w:t>
+      </w:r>
+      <w:proofErr w:type="gramEnd"/>
+      <w:r>
+        <w:rPr>
+          <w:rFonts w:ascii="Calibri" w:hAnsi="Calibri" w:cs="Calibri"/>
+        </w:rPr>
+        <w:t xml:space="preserve"> have not yet settled, at </w:t>
+      </w:r>
+      <w:proofErr w:type="gramStart"/>
+      <w:r>
+        <w:rPr>
+          <w:rFonts w:ascii="Calibri" w:hAnsi="Calibri" w:cs="Calibri"/>
+        </w:rPr>
+        <w:t>low cost</w:t>
+      </w:r>
+      <w:proofErr w:type="gramEnd"/>
+      <w:r>
+        <w:rPr>
+          <w:rFonts w:ascii="Calibri" w:hAnsi="Calibri" w:cs="Calibri"/>
+        </w:rPr>
+        <w:t xml:space="preserve"> relative to product investment.</w:t>
+      </w:r>
+    </w:p>
+    <w:p>
+      <w:pPr>
+        <w:pStyle w:val="font-claude-response-body"/>
+        <w:rPr>
+          <w:sz w:val="28"/>
+          <w:szCs w:val="28"/>
+        </w:rPr>
+      </w:pPr>
+      <w:r>
+        <w:rPr>
+          <w:rFonts w:ascii="Calibri" w:hAnsi="Calibri" w:cs="Calibri"/>
+          <w:b/>
+          <w:bCs/>
+          <w:sz w:val="28"/>
+          <w:szCs w:val="28"/>
+        </w:rPr>
+        <w:t>5. Proof of Concept</w:t>
+      </w:r>
+    </w:p>
+    <w:p>
+      <w:pPr>
+        <w:pStyle w:val="font-claude-response-body"/>
+        <w:rPr>
+          <w:rFonts w:ascii="Calibri" w:hAnsi="Calibri" w:cs="Calibri"/>
+        </w:rPr>
+      </w:pPr>
+      <w:r>
+        <w:rPr>
+          <w:rStyle w:val="animatingyu34g10"/>
+          <w:rFonts w:ascii="Calibri" w:hAnsi="Calibri" w:cs="Calibri"/>
+        </w:rPr>
+        <w:t>The accompanying proof of concept demonstrates the core feasibility claim behind Option 1: that an agent can review a claim, ground its judgment in written policy, and produce an auditable decision. A single AI agent reviews a set of synthetic insurance claims, built with real CPT and ICD-10 code vocabulary and seeded with known billing problems</w:t>
+      </w:r>
+      <w:r>
+        <w:rPr>
+          <w:rStyle w:val="animatingyu34g10"/>
+          <w:rFonts w:ascii="Calibri" w:hAnsi="Calibri" w:cs="Calibri"/>
+        </w:rPr>
+        <w:t>,</w:t>
+      </w:r>
+      <w:r>
+        <w:rPr>
+          <w:rStyle w:val="animatingyu34g10"/>
+          <w:rFonts w:ascii="Calibri" w:hAnsi="Calibri" w:cs="Calibri"/>
+        </w:rPr>
+        <w:t xml:space="preserve"> duplicate submissions, upcoding, excessive units, and clinically implausible code combinations. Synthetic data was used deliberately: because real claims are protected health information, generating the test set keeps the demonstration compliant while preserving realistic billing patterns. For each claim, the agent retrieves the relevant public CMS billing-policy language, reasons step-by-step about whether the claim is payable under that policy, and outputs a structured decision — approve, flag, or escalate with a cited justification quoting the specific policy line it relied on.</w:t>
+      </w:r>
+    </w:p>
+    <w:p>
+      <w:pPr>
+        <w:pStyle w:val="font-claude-response-body"/>
+        <w:rPr>
+          <w:rFonts w:ascii="Calibri" w:hAnsi="Calibri" w:cs="Calibri"/>
+        </w:rPr>
+      </w:pPr>
+      <w:r>
+        <w:rPr>
+          <w:rStyle w:val="animatingyu34g10"/>
+          <w:rFonts w:ascii="Calibri" w:hAnsi="Calibri" w:cs="Calibri"/>
+        </w:rPr>
+        <w:t xml:space="preserve">Every decision and its full reasoning trace is written to an audit log, demonstrating in miniature the auditable-by-design principle of Option 2. Evaluated against the seeded ground truth, the agent caught every planted anomaly while leaving clean claims </w:t>
+      </w:r>
+      <w:r>
+        <w:rPr>
+          <w:rStyle w:val="animatingyu34g10"/>
+          <w:rFonts w:ascii="Calibri" w:hAnsi="Calibri" w:cs="Calibri"/>
+        </w:rPr>
+        <w:t>approved and</w:t>
+      </w:r>
+      <w:r>
+        <w:rPr>
+          <w:rStyle w:val="animatingyu34g10"/>
+          <w:rFonts w:ascii="Calibri" w:hAnsi="Calibri" w:cs="Calibri"/>
+        </w:rPr>
+        <w:t xml:space="preserve"> correctly routed genuinely ambiguous cases to human review illustrating the assistive, human-in-the-loop posture the strategy depends on. Notably, approval is the only fully autonomous outcome; every flag and escalation routes to a human reviewer, mirroring the autonomy boundary proposed in Option 3. The prototype is deliberately simple, prioritizing a clear demonstration of the core mechanism retrieval-grounded reasoning with an audit trail over architectural complexity</w:t>
+      </w:r>
+      <w:r>
+        <w:rPr>
+          <w:rStyle w:val="animatingyu34g10"/>
+          <w:rFonts w:ascii="Calibri" w:hAnsi="Calibri" w:cs="Calibri"/>
+        </w:rPr>
+        <w:t>.</w:t>
+      </w:r>
+    </w:p>
+    <w:p>
+      <w:pPr>
+        <w:spacing w:before="100" w:beforeAutospacing="1" w:after="100" w:afterAutospacing="1" w:line="240" w:lineRule="auto"/>
+        <w:outlineLvl w:val="1"/>
+        <w:rPr>
+          <w:rFonts w:ascii="Times New Roman" w:eastAsia="Times New Roman" w:hAnsi="Times New Roman" w:cs="Times New Roman"/>
+          <w:b/>
+          <w:bCs/>
+          <w:kern w:val="0"/>
+          <w:sz w:val="36"/>
+          <w:szCs w:val="36"/>
+          <w14:ligatures w14:val="none"/>
+        </w:rPr>
+      </w:pPr>
+      <w:r>
+        <w:rPr>
+          <w:rFonts w:ascii="Times New Roman" w:eastAsia="Times New Roman" w:hAnsi="Times New Roman" w:cs="Times New Roman"/>
+          <w:b/>
+          <w:bCs/>
+          <w:kern w:val="0"/>
+          <w:sz w:val="36"/>
+          <w:szCs w:val="36"/>
+          <w14:ligatures w14:val="none"/>
+        </w:rPr>
+        <w:lastRenderedPageBreak/>
+        <w:t xml:space="preserve">Bibliography </w:t>
+      </w:r>
+    </w:p>
+    <w:p>
+      <w:pPr>
+        <w:spacing w:before="100" w:beforeAutospacing="1" w:after="100" w:afterAutospacing="1" w:line="240" w:lineRule="auto"/>
+        <w:rPr>
+          <w:rFonts w:ascii="Times New Roman" w:eastAsia="Times New Roman" w:hAnsi="Times New Roman" w:cs="Times New Roman"/>
+          <w:kern w:val="0"/>
+          <w14:ligatures w14:val="none"/>
+        </w:rPr>
+      </w:pPr>
+      <w:r>
+        <w:rPr>
+          <w:rFonts w:ascii="Times New Roman" w:eastAsia="Times New Roman" w:hAnsi="Times New Roman" w:cs="Times New Roman"/>
+          <w:kern w:val="0"/>
+          <w14:ligatures w14:val="none"/>
+        </w:rPr>
+        <w:t xml:space="preserve">Federal News Network. (2026, March 12). </w:t>
+      </w:r>
+      <w:r>
+        <w:rPr>
+          <w:rFonts w:ascii="Times New Roman" w:eastAsia="Times New Roman" w:hAnsi="Times New Roman" w:cs="Times New Roman"/>
           <w:i/>
           <w:iCs/>
           <w:kern w:val="0"/>
           <w14:ligatures w14:val="none"/>
         </w:rPr>
-        <w:t>Topic: Clinical Decision Making and Pattern Recognition in Health Care</w:t>
-      </w:r>
-    </w:p>
-    <w:p>
-      <w:pPr>
-        <w:spacing w:before="100" w:beforeAutospacing="1" w:after="100" w:afterAutospacing="1" w:line="240" w:lineRule="auto"/>
-        <w:outlineLvl w:val="1"/>
-        <w:rPr>
-          <w:rFonts w:ascii="Calibri" w:eastAsia="Times New Roman" w:hAnsi="Calibri" w:cs="Calibri"/>
-          <w:b/>
-          <w:bCs/>
-          <w:kern w:val="0"/>
-          <w:sz w:val="36"/>
-          <w:szCs w:val="36"/>
-          <w14:ligatures w14:val="none"/>
-        </w:rPr>
-      </w:pPr>
-      <w:r>
-        <w:rPr>
-          <w:rFonts w:ascii="Calibri" w:eastAsia="Times New Roman" w:hAnsi="Calibri" w:cs="Calibri"/>
-          <w:b/>
-          <w:bCs/>
-          <w:kern w:val="0"/>
-          <w:sz w:val="36"/>
-          <w:szCs w:val="36"/>
-          <w14:ligatures w14:val="none"/>
-        </w:rPr>
-        <w:t>1. Concept Definition</w:t>
-      </w:r>
-    </w:p>
-    <w:p>
-      <w:pPr>
-        <w:spacing w:before="100" w:beforeAutospacing="1" w:after="100" w:afterAutospacing="1" w:line="240" w:lineRule="auto"/>
-        <w:rPr>
-          <w:rFonts w:ascii="Calibri" w:eastAsia="Times New Roman" w:hAnsi="Calibri" w:cs="Calibri"/>
-          <w:kern w:val="0"/>
-          <w14:ligatures w14:val="none"/>
-        </w:rPr>
-      </w:pPr>
-      <w:r>
-        <w:rPr>
-          <w:rFonts w:ascii="Calibri" w:eastAsia="Times New Roman" w:hAnsi="Calibri" w:cs="Calibri"/>
-          <w:kern w:val="0"/>
-          <w14:ligatures w14:val="none"/>
-        </w:rPr>
-        <w:t>Agentic artificial intelligence refers to AI systems capable of autonomous, goal-directed behavior: rather than producing a single response to a single prompt, an agentic system plans a multi-step task, reasons through intermediate decisions (chain reasoning), invokes tools and data sources, and adapts its actions based on what it observes. This distinguishes it from conventional generative AI, which transforms one input into one output, and from classical machine learning, which classifies or predicts within a fixed pipeline. In healthcare, the natural domains for these capabilities are described by the HIPAA framework of Treatment, Payment, and Operations (TPO)</w:t>
-      </w:r>
-      <w:r>
-        <w:rPr>
-          <w:rFonts w:ascii="Calibri" w:eastAsia="Times New Roman" w:hAnsi="Calibri" w:cs="Calibri"/>
-          <w:kern w:val="0"/>
-          <w14:ligatures w14:val="none"/>
-        </w:rPr>
-        <w:t>,</w:t>
-      </w:r>
-      <w:r>
-        <w:rPr>
-          <w:rFonts w:ascii="Calibri" w:eastAsia="Times New Roman" w:hAnsi="Calibri" w:cs="Calibri"/>
-          <w:kern w:val="0"/>
-          <w14:ligatures w14:val="none"/>
-        </w:rPr>
-        <w:t xml:space="preserve"> the permitted uses of protected health information. This report deliberately scopes its analysis to the payment domain. Payment is where pattern-recognition techniques</w:t>
-      </w:r>
-      <w:r>
-        <w:rPr>
-          <w:rFonts w:ascii="Calibri" w:eastAsia="Times New Roman" w:hAnsi="Calibri" w:cs="Calibri"/>
-          <w:kern w:val="0"/>
-          <w14:ligatures w14:val="none"/>
-        </w:rPr>
-        <w:t xml:space="preserve"> such as</w:t>
-      </w:r>
-      <w:r>
-        <w:rPr>
-          <w:rFonts w:ascii="Calibri" w:eastAsia="Times New Roman" w:hAnsi="Calibri" w:cs="Calibri"/>
-          <w:kern w:val="0"/>
-          <w14:ligatures w14:val="none"/>
-        </w:rPr>
-        <w:t xml:space="preserve"> classification, inference, and anomaly detection</w:t>
-      </w:r>
-      <w:r>
-        <w:rPr>
-          <w:rFonts w:ascii="Calibri" w:eastAsia="Times New Roman" w:hAnsi="Calibri" w:cs="Calibri"/>
+        <w:t>CMS's two-pronged approach to crushing fraud, waste, abuse.</w:t>
+      </w:r>
+      <w:r>
+        <w:rPr>
+          <w:rFonts w:ascii="Times New Roman" w:eastAsia="Times New Roman" w:hAnsi="Times New Roman" w:cs="Times New Roman"/>
           <w:kern w:val="0"/>
           <w14:ligatures w14:val="none"/>
         </w:rPr>
         <w:t xml:space="preserve"> </w:t>
       </w:r>
-      <w:r>
-        <w:rPr>
-          <w:rFonts w:ascii="Calibri" w:eastAsia="Times New Roman" w:hAnsi="Calibri" w:cs="Calibri"/>
-          <w:kern w:val="0"/>
-          <w14:ligatures w14:val="none"/>
-        </w:rPr>
-        <w:t>already carry proven return on investment, where decisions are auditable against written policy rather than clinical judgment, and where Cotiviti's core business of payment integrity operates. It is therefore the domain where agentic AI can be piloted with the clearest value measurement and the most manageable risk profile.</w:t>
-      </w:r>
-    </w:p>
-    <w:p>
-      <w:pPr>
-        <w:spacing w:before="100" w:beforeAutospacing="1" w:after="100" w:afterAutospacing="1" w:line="240" w:lineRule="auto"/>
-        <w:outlineLvl w:val="1"/>
-        <w:rPr>
-          <w:rFonts w:ascii="Calibri" w:eastAsia="Times New Roman" w:hAnsi="Calibri" w:cs="Calibri"/>
-          <w:b/>
-          <w:bCs/>
-          <w:kern w:val="0"/>
-          <w:sz w:val="36"/>
-          <w:szCs w:val="36"/>
-          <w14:ligatures w14:val="none"/>
-        </w:rPr>
-      </w:pPr>
-      <w:r>
-        <w:rPr>
-          <w:rFonts w:ascii="Calibri" w:eastAsia="Times New Roman" w:hAnsi="Calibri" w:cs="Calibri"/>
-          <w:b/>
-          <w:bCs/>
-          <w:kern w:val="0"/>
-          <w:sz w:val="36"/>
-          <w:szCs w:val="36"/>
-          <w14:ligatures w14:val="none"/>
-        </w:rPr>
-        <w:t>2. Relevant Trends</w:t>
-      </w:r>
-    </w:p>
-    <w:p>
-      <w:pPr>
-        <w:spacing w:before="100" w:beforeAutospacing="1" w:after="100" w:afterAutospacing="1" w:line="240" w:lineRule="auto"/>
-        <w:rPr>
-          <w:rFonts w:ascii="Calibri" w:eastAsia="Times New Roman" w:hAnsi="Calibri" w:cs="Calibri"/>
-          <w:kern w:val="0"/>
-          <w14:ligatures w14:val="none"/>
-        </w:rPr>
-      </w:pPr>
-      <w:r>
-        <w:rPr>
-          <w:rFonts w:ascii="Calibri" w:eastAsia="Times New Roman" w:hAnsi="Calibri" w:cs="Calibri"/>
-          <w:b/>
-          <w:bCs/>
-          <w:kern w:val="0"/>
-          <w14:ligatures w14:val="none"/>
-        </w:rPr>
-        <w:t>From generative to agentic systems.</w:t>
-      </w:r>
-      <w:r>
-        <w:rPr>
-          <w:rFonts w:ascii="Calibri" w:eastAsia="Times New Roman" w:hAnsi="Calibri" w:cs="Calibri"/>
-          <w:kern w:val="0"/>
-          <w14:ligatures w14:val="none"/>
-        </w:rPr>
-        <w:t xml:space="preserve"> The industry focus is shifting from single-shot generative models to autonomous, multi-step agents. Major health systems including Mount Sinai and Mayo Clinic have begun deploying AI agents to streamline workflows and automate repetitive tasks, and the UK's NHS has launched a program for responsible deployment of agentic AI (Philips, 2026). At the same time, industry research indicates most agentic deployments remain in pilot phases, concentrated among larger, technology-forward organizations (</w:t>
-      </w:r>
-      <w:r>
-        <w:rPr>
-          <w:rFonts w:ascii="Calibri" w:eastAsia="Times New Roman" w:hAnsi="Calibri" w:cs="Calibri"/>
-          <w:kern w:val="0"/>
-          <w14:ligatures w14:val="none"/>
-        </w:rPr>
-        <w:t>Health Verity</w:t>
-      </w:r>
-      <w:r>
-        <w:rPr>
-          <w:rFonts w:ascii="Calibri" w:eastAsia="Times New Roman" w:hAnsi="Calibri" w:cs="Calibri"/>
-          <w:kern w:val="0"/>
-          <w14:ligatures w14:val="none"/>
-        </w:rPr>
-        <w:t>, 2025) meaning the competitive window to build capability is open now.</w:t>
-      </w:r>
-    </w:p>
-    <w:p>
-      <w:pPr>
-        <w:spacing w:before="100" w:beforeAutospacing="1" w:after="100" w:afterAutospacing="1" w:line="240" w:lineRule="auto"/>
-        <w:rPr>
-          <w:rFonts w:ascii="Calibri" w:eastAsia="Times New Roman" w:hAnsi="Calibri" w:cs="Calibri"/>
-          <w:kern w:val="0"/>
-          <w14:ligatures w14:val="none"/>
-        </w:rPr>
-      </w:pPr>
-      <w:r>
-        <w:rPr>
-          <w:rFonts w:ascii="Calibri" w:eastAsia="Times New Roman" w:hAnsi="Calibri" w:cs="Calibri"/>
-          <w:b/>
-          <w:bCs/>
-          <w:kern w:val="0"/>
-          <w14:ligatures w14:val="none"/>
-        </w:rPr>
-        <w:t>The persistent scale of improper payments.</w:t>
-      </w:r>
-      <w:r>
-        <w:rPr>
-          <w:rFonts w:ascii="Calibri" w:eastAsia="Times New Roman" w:hAnsi="Calibri" w:cs="Calibri"/>
-          <w:kern w:val="0"/>
-          <w14:ligatures w14:val="none"/>
-        </w:rPr>
-        <w:t xml:space="preserve"> CMS estimated the FY2025 improper payment rate for traditional Medicare at 6.55 percent, or $28.8 billion, with Medicaid adding an estimated $37.4 billion (Federal News Network, 2026). GAO reported over $100 billion in combined Medicare and Medicaid improper payments for FY2023, representing 43 percent of the government-wide total (GAO, 2024). Notably, CMS itself is now applying AI tools to billing and claims analysis in its program-integrity efforts (Federal News Network, 2026). The problem payment-integrity vendors exist to solve remains enormous, and the tooling frontier is moving toward AI.</w:t>
-      </w:r>
-    </w:p>
-    <w:p>
-      <w:pPr>
-        <w:spacing w:before="100" w:beforeAutospacing="1" w:after="100" w:afterAutospacing="1" w:line="240" w:lineRule="auto"/>
-        <w:rPr>
-          <w:rFonts w:ascii="Calibri" w:eastAsia="Times New Roman" w:hAnsi="Calibri" w:cs="Calibri"/>
-          <w:kern w:val="0"/>
-          <w14:ligatures w14:val="none"/>
-        </w:rPr>
-      </w:pPr>
-      <w:r>
-        <w:rPr>
-          <w:rFonts w:ascii="Calibri" w:eastAsia="Times New Roman" w:hAnsi="Calibri" w:cs="Calibri"/>
-          <w:b/>
-          <w:bCs/>
-          <w:kern w:val="0"/>
-          <w14:ligatures w14:val="none"/>
-        </w:rPr>
-        <w:t>Formalization of AI governance.</w:t>
-      </w:r>
-      <w:r>
-        <w:rPr>
-          <w:rFonts w:ascii="Calibri" w:eastAsia="Times New Roman" w:hAnsi="Calibri" w:cs="Calibri"/>
-          <w:kern w:val="0"/>
-          <w14:ligatures w14:val="none"/>
-        </w:rPr>
-        <w:t xml:space="preserve"> Healthcare AI oversight is consolidating from principle to program. HHS released a department-wide Artificial Intelligence Strategy in December 2025 emphasizing governance and responsible use (Holland &amp; Knight, 2026), and the Joint Commission with the Coalition for Health AI has announced guidance playbooks and a voluntary AI certification program (Jimerson Birr, 2026). Organizations deploying autonomous AI in payment workflows will increasingly be expected to demonstrate documented oversight, human accountability, and auditability.</w:t>
-      </w:r>
-    </w:p>
-    <w:p>
-      <w:pPr>
-        <w:spacing w:before="100" w:beforeAutospacing="1" w:after="100" w:afterAutospacing="1" w:line="240" w:lineRule="auto"/>
-        <w:outlineLvl w:val="1"/>
-        <w:rPr>
-          <w:rFonts w:ascii="Calibri" w:eastAsia="Times New Roman" w:hAnsi="Calibri" w:cs="Calibri"/>
-          <w:b/>
-          <w:bCs/>
-          <w:kern w:val="0"/>
-          <w:sz w:val="36"/>
-          <w:szCs w:val="36"/>
-          <w14:ligatures w14:val="none"/>
-        </w:rPr>
-      </w:pPr>
-      <w:r>
-        <w:rPr>
-          <w:rFonts w:ascii="Calibri" w:eastAsia="Times New Roman" w:hAnsi="Calibri" w:cs="Calibri"/>
-          <w:b/>
-          <w:bCs/>
-          <w:kern w:val="0"/>
-          <w:sz w:val="36"/>
-          <w:szCs w:val="36"/>
-          <w14:ligatures w14:val="none"/>
-        </w:rPr>
-        <w:lastRenderedPageBreak/>
-        <w:t>3. Opportunities and Threats</w:t>
-      </w:r>
-    </w:p>
-    <w:p>
-      <w:pPr>
-        <w:spacing w:before="100" w:beforeAutospacing="1" w:after="100" w:afterAutospacing="1" w:line="240" w:lineRule="auto"/>
-        <w:rPr>
-          <w:rFonts w:ascii="Calibri" w:eastAsia="Times New Roman" w:hAnsi="Calibri" w:cs="Calibri"/>
-          <w:kern w:val="0"/>
-          <w14:ligatures w14:val="none"/>
-        </w:rPr>
-      </w:pPr>
-      <w:r>
-        <w:rPr>
-          <w:rFonts w:ascii="Calibri" w:eastAsia="Times New Roman" w:hAnsi="Calibri" w:cs="Calibri"/>
-          <w:b/>
-          <w:bCs/>
-          <w:kern w:val="0"/>
-          <w14:ligatures w14:val="none"/>
-        </w:rPr>
-        <w:t>Opportunities.</w:t>
-      </w:r>
-      <w:r>
-        <w:rPr>
-          <w:rFonts w:ascii="Calibri" w:eastAsia="Times New Roman" w:hAnsi="Calibri" w:cs="Calibri"/>
-          <w:kern w:val="0"/>
-          <w14:ligatures w14:val="none"/>
-        </w:rPr>
-        <w:t xml:space="preserve"> Agentic systems offer capabilities that neither static rule engines nor classical ML models provide in claims review. They can apply contextual judgment across a claim's full history rather than evaluating isolated features; they can produce cited, human-readable justifications by retrieving the specific policy language that grounds each decision; and they can triage novel or ambiguous patterns that fall outside existing rules, routing them to human reviewers with reasoning attached. In fraud, waste, and abuse detection specifically, an agent that combines time-series anomaly detection with policy retrieval could shorten the path from "statistically unusual" to "explainably improper" the step that currently consumes expert reviewer time.</w:t>
-      </w:r>
-    </w:p>
-    <w:p>
-      <w:pPr>
-        <w:spacing w:before="100" w:beforeAutospacing="1" w:after="100" w:afterAutospacing="1" w:line="240" w:lineRule="auto"/>
-        <w:rPr>
-          <w:rFonts w:ascii="Calibri" w:eastAsia="Times New Roman" w:hAnsi="Calibri" w:cs="Calibri"/>
-          <w:kern w:val="0"/>
-          <w14:ligatures w14:val="none"/>
-        </w:rPr>
-      </w:pPr>
-      <w:r>
-        <w:rPr>
-          <w:rFonts w:ascii="Calibri" w:eastAsia="Times New Roman" w:hAnsi="Calibri" w:cs="Calibri"/>
-          <w:b/>
-          <w:bCs/>
-          <w:kern w:val="0"/>
-          <w14:ligatures w14:val="none"/>
-        </w:rPr>
-        <w:t>Threats.</w:t>
-      </w:r>
-      <w:r>
-        <w:rPr>
-          <w:rFonts w:ascii="Calibri" w:eastAsia="Times New Roman" w:hAnsi="Calibri" w:cs="Calibri"/>
-          <w:kern w:val="0"/>
-          <w14:ligatures w14:val="none"/>
-        </w:rPr>
-        <w:t xml:space="preserve"> The same autonomy creates risk. Hallucinated reasoning in a payment decision has direct financial and legal consequences; an agent's multi-step behavior is harder to audit than a deterministic rule; regulatory expectations are tightening while remaining fragmented across federal and state authorities; and over-automation of adverse determinations (denials, flags) invites both compliance exposure and provider abrasion. These threats do not argue against agentic AI they argue that governance, human-in-the-loop design, and decision logging must be built in from the first prototype, not retrofitted.</w:t>
-      </w:r>
-    </w:p>
-    <w:p>
-      <w:pPr>
-        <w:spacing w:before="100" w:beforeAutospacing="1" w:after="100" w:afterAutospacing="1" w:line="240" w:lineRule="auto"/>
-        <w:outlineLvl w:val="1"/>
-        <w:rPr>
-          <w:rFonts w:ascii="Calibri" w:eastAsia="Times New Roman" w:hAnsi="Calibri" w:cs="Calibri"/>
-          <w:b/>
-          <w:bCs/>
-          <w:kern w:val="0"/>
-          <w:sz w:val="36"/>
-          <w:szCs w:val="36"/>
-          <w14:ligatures w14:val="none"/>
-        </w:rPr>
-      </w:pPr>
-      <w:r>
-        <w:rPr>
-          <w:rFonts w:ascii="Calibri" w:eastAsia="Times New Roman" w:hAnsi="Calibri" w:cs="Calibri"/>
-          <w:b/>
-          <w:bCs/>
-          <w:kern w:val="0"/>
-          <w:sz w:val="36"/>
-          <w:szCs w:val="36"/>
-          <w14:ligatures w14:val="none"/>
-        </w:rPr>
-        <w:t>4. Strategic Options for Cotiviti</w:t>
-      </w:r>
-    </w:p>
-    <w:p>
-      <w:pPr>
-        <w:spacing w:before="100" w:beforeAutospacing="1" w:after="100" w:afterAutospacing="1" w:line="240" w:lineRule="auto"/>
-        <w:rPr>
-          <w:rFonts w:ascii="Calibri" w:eastAsia="Times New Roman" w:hAnsi="Calibri" w:cs="Calibri"/>
-          <w:kern w:val="0"/>
-          <w14:ligatures w14:val="none"/>
-        </w:rPr>
-      </w:pPr>
-      <w:r>
-        <w:rPr>
-          <w:rFonts w:ascii="Calibri" w:eastAsia="Times New Roman" w:hAnsi="Calibri" w:cs="Calibri"/>
-          <w:b/>
-          <w:bCs/>
-          <w:kern w:val="0"/>
-          <w14:ligatures w14:val="none"/>
-        </w:rPr>
-        <w:t>Option 1 — Pilot agent-assisted claims review inside existing payment-integrity workflows.</w:t>
-      </w:r>
-      <w:r>
-        <w:rPr>
-          <w:rFonts w:ascii="Calibri" w:eastAsia="Times New Roman" w:hAnsi="Calibri" w:cs="Calibri"/>
-          <w:kern w:val="0"/>
-          <w14:ligatures w14:val="none"/>
-        </w:rPr>
-        <w:t xml:space="preserve"> Deploy agents in a strictly assistive posture: the agent reads a flagged claim, retrieves the relevant policy language, drafts a reasoned recommendation with citations, and a human analyst makes the determination. This targets analyst throughput the practical bottleneck in payment integrity while keeping accountability human, and it generates the labeled reasoning data needed to evaluate fuller autonomy later.</w:t>
-      </w:r>
-    </w:p>
-    <w:p>
-      <w:pPr>
-        <w:spacing w:before="100" w:beforeAutospacing="1" w:after="100" w:afterAutospacing="1" w:line="240" w:lineRule="auto"/>
-        <w:rPr>
-          <w:rFonts w:ascii="Calibri" w:eastAsia="Times New Roman" w:hAnsi="Calibri" w:cs="Calibri"/>
-          <w:kern w:val="0"/>
-          <w14:ligatures w14:val="none"/>
-        </w:rPr>
-      </w:pPr>
-      <w:r>
-        <w:rPr>
-          <w:rFonts w:ascii="Calibri" w:eastAsia="Times New Roman" w:hAnsi="Calibri" w:cs="Calibri"/>
-          <w:b/>
-          <w:bCs/>
-          <w:kern w:val="0"/>
-          <w14:ligatures w14:val="none"/>
-        </w:rPr>
-        <w:t>Option 2 — Invest in auditable-by-design agent infrastructure as a market differentiator.</w:t>
-      </w:r>
-      <w:r>
-        <w:rPr>
-          <w:rFonts w:ascii="Calibri" w:eastAsia="Times New Roman" w:hAnsi="Calibri" w:cs="Calibri"/>
-          <w:kern w:val="0"/>
-          <w14:ligatures w14:val="none"/>
-        </w:rPr>
-        <w:t xml:space="preserve"> Build the logging, reasoning-trace capture, and evaluation harness for agentic decisions as a first-class product capability, aligned with emerging frameworks such as the Joint Commission/CHAI guidance. As payers face growing scrutiny of AI-driven determinations, a vendor that can prove how every automated judgment was made converts governance from compliance cost into a selling point.</w:t>
-      </w:r>
-    </w:p>
-    <w:p>
-      <w:pPr>
-        <w:spacing w:before="100" w:beforeAutospacing="1" w:after="100" w:afterAutospacing="1" w:line="240" w:lineRule="auto"/>
-        <w:rPr>
-          <w:rFonts w:ascii="Calibri" w:eastAsia="Times New Roman" w:hAnsi="Calibri" w:cs="Calibri"/>
-          <w:kern w:val="0"/>
-          <w14:ligatures w14:val="none"/>
-        </w:rPr>
-      </w:pPr>
-      <w:r>
-        <w:rPr>
-          <w:rFonts w:ascii="Calibri" w:eastAsia="Times New Roman" w:hAnsi="Calibri" w:cs="Calibri"/>
-          <w:b/>
-          <w:bCs/>
-          <w:kern w:val="0"/>
-          <w14:ligatures w14:val="none"/>
-        </w:rPr>
-        <w:t>Option 3 — Take a public research position on autonomy boundaries in payment decisions.</w:t>
-      </w:r>
-      <w:r>
-        <w:rPr>
-          <w:rFonts w:ascii="Calibri" w:eastAsia="Times New Roman" w:hAnsi="Calibri" w:cs="Calibri"/>
-          <w:kern w:val="0"/>
-          <w14:ligatures w14:val="none"/>
-        </w:rPr>
-        <w:t xml:space="preserve"> Define and publish where agent autonomy is appropriate in payment workflows (e.g., enrichment and triage) versus where escalation to humans must be mandatory (e.g., final adverse determinations). This positions Cotiviti as a standards-shaper in a space regulators have not yet settled, at low cost relative to product investment.</w:t>
-      </w:r>
-    </w:p>
-    <w:p>
-      <w:pPr>
-        <w:spacing w:before="100" w:beforeAutospacing="1" w:after="100" w:afterAutospacing="1" w:line="240" w:lineRule="auto"/>
-        <w:rPr>
-          <w:rFonts w:ascii="Calibri" w:eastAsia="Times New Roman" w:hAnsi="Calibri" w:cs="Calibri"/>
-          <w:kern w:val="0"/>
-          <w14:ligatures w14:val="none"/>
-        </w:rPr>
-      </w:pPr>
-      <w:r>
-        <w:rPr>
-          <w:rFonts w:ascii="Calibri" w:eastAsia="Times New Roman" w:hAnsi="Calibri" w:cs="Calibri"/>
-          <w:kern w:val="0"/>
-          <w14:ligatures w14:val="none"/>
-        </w:rPr>
-        <w:t>These options are sequenced by commitment: Option 1 proves value, Option 2 productizes trust, Option 3 builds industry position.</w:t>
-      </w:r>
-    </w:p>
-    <w:p>
-      <w:pPr>
-        <w:spacing w:before="100" w:beforeAutospacing="1" w:after="100" w:afterAutospacing="1" w:line="240" w:lineRule="auto"/>
-        <w:outlineLvl w:val="1"/>
-        <w:rPr>
-          <w:rFonts w:ascii="Calibri" w:eastAsia="Times New Roman" w:hAnsi="Calibri" w:cs="Calibri"/>
-          <w:b/>
-          <w:bCs/>
-          <w:kern w:val="0"/>
-          <w:sz w:val="36"/>
-          <w:szCs w:val="36"/>
-          <w14:ligatures w14:val="none"/>
-        </w:rPr>
-      </w:pPr>
-      <w:r>
-        <w:rPr>
-          <w:rFonts w:ascii="Calibri" w:eastAsia="Times New Roman" w:hAnsi="Calibri" w:cs="Calibri"/>
-          <w:b/>
-          <w:bCs/>
-          <w:kern w:val="0"/>
-          <w:sz w:val="36"/>
-          <w:szCs w:val="36"/>
-          <w14:ligatures w14:val="none"/>
-        </w:rPr>
-        <w:t>5. Proof of Concept</w:t>
-      </w:r>
-    </w:p>
-    <w:p>
-      <w:pPr>
-        <w:spacing w:before="100" w:beforeAutospacing="1" w:after="100" w:afterAutospacing="1" w:line="240" w:lineRule="auto"/>
-        <w:rPr>
-          <w:rFonts w:ascii="Calibri" w:eastAsia="Times New Roman" w:hAnsi="Calibri" w:cs="Calibri"/>
-          <w:kern w:val="0"/>
-          <w14:ligatures w14:val="none"/>
-        </w:rPr>
-      </w:pPr>
-      <w:r>
-        <w:rPr>
-          <w:rFonts w:ascii="Calibri" w:eastAsia="Times New Roman" w:hAnsi="Calibri" w:cs="Calibri"/>
-          <w:kern w:val="0"/>
-          <w14:ligatures w14:val="none"/>
-        </w:rPr>
-        <w:t>The accompanying proof of concept demonstrates the core feasibility claim behind Option 1. A single AI agent reviews synthetic insurance claims, reasons step-by-step about each one, retrieves the relevant public CMS billing-policy language to ground its judgment, and outputs a decision — approve, flag, or escalate — with a cited justification. Every decision and its full reasoning trace is written to an audit log, demonstrating in miniature the auditable-by-design principle of Option 2.</w:t>
-      </w:r>
-    </w:p>
-    <w:p>
-      <w:pPr>
-        <w:spacing w:after="0" w:line="240" w:lineRule="auto"/>
-        <w:rPr>
-          <w:rFonts w:ascii="Calibri" w:eastAsia="Times New Roman" w:hAnsi="Calibri" w:cs="Calibri"/>
-          <w:kern w:val="0"/>
-          <w14:ligatures w14:val="none"/>
-        </w:rPr>
-      </w:pPr>
-      <w:r>
-        <w:rPr>
-          <w:rFonts w:ascii="Calibri" w:eastAsia="Times New Roman" w:hAnsi="Calibri" w:cs="Calibri"/>
-          <w:noProof/>
-          <w:kern w:val="0"/>
-        </w:rPr>
-        <w:pict w14:anchorId="786EF534">
-          <v:rect id="_x0000_i1025" alt="" style="width:468pt;height:.05pt;mso-width-percent:0;mso-height-percent:0;mso-width-percent:0;mso-height-percent:0" o:hralign="center" o:hrstd="t" o:hr="t" fillcolor="#a0a0a0" stroked="f"/>
-        </w:pict>
-      </w:r>
-    </w:p>
-    <w:p>
-      <w:pPr>
-        <w:spacing w:before="100" w:beforeAutospacing="1" w:after="100" w:afterAutospacing="1" w:line="240" w:lineRule="auto"/>
-        <w:outlineLvl w:val="1"/>
-        <w:rPr>
-          <w:rFonts w:ascii="Times New Roman" w:eastAsia="Times New Roman" w:hAnsi="Times New Roman" w:cs="Times New Roman"/>
-          <w:b/>
-          <w:bCs/>
-          <w:kern w:val="0"/>
-          <w:sz w:val="36"/>
-          <w:szCs w:val="36"/>
-          <w14:ligatures w14:val="none"/>
-        </w:rPr>
-      </w:pPr>
-      <w:r>
-        <w:rPr>
-          <w:rFonts w:ascii="Times New Roman" w:eastAsia="Times New Roman" w:hAnsi="Times New Roman" w:cs="Times New Roman"/>
-          <w:b/>
-          <w:bCs/>
-          <w:kern w:val="0"/>
-          <w:sz w:val="36"/>
-          <w:szCs w:val="36"/>
-          <w14:ligatures w14:val="none"/>
-        </w:rPr>
-        <w:lastRenderedPageBreak/>
-        <w:t xml:space="preserve">Bibliography </w:t>
-      </w:r>
-    </w:p>
-    <w:p>
-      <w:pPr>
-        <w:spacing w:before="100" w:beforeAutospacing="1" w:after="100" w:afterAutospacing="1" w:line="240" w:lineRule="auto"/>
-        <w:rPr>
-          <w:rFonts w:ascii="Times New Roman" w:eastAsia="Times New Roman" w:hAnsi="Times New Roman" w:cs="Times New Roman"/>
-          <w:kern w:val="0"/>
-          <w14:ligatures w14:val="none"/>
-        </w:rPr>
-      </w:pPr>
-      <w:r>
-        <w:rPr>
-          <w:rFonts w:ascii="Times New Roman" w:eastAsia="Times New Roman" w:hAnsi="Times New Roman" w:cs="Times New Roman"/>
-          <w:kern w:val="0"/>
-          <w14:ligatures w14:val="none"/>
-        </w:rPr>
-        <w:t xml:space="preserve">Federal News Network. (2026, March 12). </w:t>
-      </w:r>
-      <w:r>
-        <w:rPr>
-          <w:rFonts w:ascii="Times New Roman" w:eastAsia="Times New Roman" w:hAnsi="Times New Roman" w:cs="Times New Roman"/>
-          <w:i/>
-          <w:iCs/>
-          <w:kern w:val="0"/>
-          <w14:ligatures w14:val="none"/>
-        </w:rPr>
-        <w:t>CMS's two-pronged approach to crushing fraud, waste, abuse.</w:t>
-      </w:r>
-      <w:r>
-        <w:rPr>
-          <w:rFonts w:ascii="Times New Roman" w:eastAsia="Times New Roman" w:hAnsi="Times New Roman" w:cs="Times New Roman"/>
-          <w:kern w:val="0"/>
-          <w14:ligatures w14:val="none"/>
-        </w:rPr>
-        <w:t xml:space="preserve"> </w:t>
-      </w:r>
-      <w:hyperlink r:id="rId4" w:history="1">
+      <w:hyperlink r:id="rId6" w:history="1">
         <w:r>
           <w:rPr>
             <w:rFonts w:ascii="Times New Roman" w:eastAsia="Times New Roman" w:hAnsi="Times New Roman" w:cs="Times New Roman"/>
@@ -741,13 +800,23 @@
           <w14:ligatures w14:val="none"/>
         </w:rPr>
       </w:pPr>
-      <w:r>
-        <w:rPr>
-          <w:rFonts w:ascii="Times New Roman" w:eastAsia="Times New Roman" w:hAnsi="Times New Roman" w:cs="Times New Roman"/>
-          <w:kern w:val="0"/>
-          <w14:ligatures w14:val="none"/>
-        </w:rPr>
-        <w:t xml:space="preserve">HealthVerity. (2025, December 29). </w:t>
+      <w:proofErr w:type="spellStart"/>
+      <w:r>
+        <w:rPr>
+          <w:rFonts w:ascii="Times New Roman" w:eastAsia="Times New Roman" w:hAnsi="Times New Roman" w:cs="Times New Roman"/>
+          <w:kern w:val="0"/>
+          <w14:ligatures w14:val="none"/>
+        </w:rPr>
+        <w:t>HealthVerity</w:t>
+      </w:r>
+      <w:proofErr w:type="spellEnd"/>
+      <w:r>
+        <w:rPr>
+          <w:rFonts w:ascii="Times New Roman" w:eastAsia="Times New Roman" w:hAnsi="Times New Roman" w:cs="Times New Roman"/>
+          <w:kern w:val="0"/>
+          <w14:ligatures w14:val="none"/>
+        </w:rPr>
+        <w:t xml:space="preserve">. (2025, December 29). </w:t>
       </w:r>
       <w:r>
         <w:rPr>
@@ -767,7 +836,7 @@
         </w:rPr>
         <w:t xml:space="preserve"> </w:t>
       </w:r>
-      <w:hyperlink r:id="rId5" w:history="1">
+      <w:hyperlink r:id="rId7" w:history="1">
         <w:r>
           <w:rPr>
             <w:rFonts w:ascii="Times New Roman" w:eastAsia="Times New Roman" w:hAnsi="Times New Roman" w:cs="Times New Roman"/>
@@ -795,7 +864,7 @@
           <w:kern w:val="0"/>
           <w14:ligatures w14:val="none"/>
         </w:rPr>
-        <w:t xml:space="preserve">Holland &amp; Knight. (2026, April). </w:t>
+        <w:t xml:space="preserve">Jimerson Birr. (2026, February). </w:t>
       </w:r>
       <w:r>
         <w:rPr>
@@ -805,7 +874,7 @@
           <w:kern w:val="0"/>
           <w14:ligatures w14:val="none"/>
         </w:rPr>
-        <w:t>AI regulation: The new compliance frontier.</w:t>
+        <w:t>Healthcare AI regulation 2026: New compliance requirements every provider must know.</w:t>
       </w:r>
       <w:r>
         <w:rPr>
@@ -815,55 +884,7 @@
         </w:rPr>
         <w:t xml:space="preserve"> </w:t>
       </w:r>
-      <w:hyperlink r:id="rId6" w:history="1">
-        <w:r>
-          <w:rPr>
-            <w:rFonts w:ascii="Times New Roman" w:eastAsia="Times New Roman" w:hAnsi="Times New Roman" w:cs="Times New Roman"/>
-            <w:color w:val="0000FF"/>
-            <w:kern w:val="0"/>
-            <w:u w:val="single"/>
-            <w14:ligatures w14:val="none"/>
-          </w:rPr>
-          <w:t>https://www.hklaw.com/en/insights/publications/2026/04/ai-regulation-the-new-compliance-frontier</w:t>
-        </w:r>
-      </w:hyperlink>
-    </w:p>
-    <w:p>
-      <w:pPr>
-        <w:spacing w:before="100" w:beforeAutospacing="1" w:after="100" w:afterAutospacing="1" w:line="240" w:lineRule="auto"/>
-        <w:rPr>
-          <w:rFonts w:ascii="Times New Roman" w:eastAsia="Times New Roman" w:hAnsi="Times New Roman" w:cs="Times New Roman"/>
-          <w:kern w:val="0"/>
-          <w14:ligatures w14:val="none"/>
-        </w:rPr>
-      </w:pPr>
-      <w:r>
-        <w:rPr>
-          <w:rFonts w:ascii="Times New Roman" w:eastAsia="Times New Roman" w:hAnsi="Times New Roman" w:cs="Times New Roman"/>
-          <w:kern w:val="0"/>
-          <w14:ligatures w14:val="none"/>
-        </w:rPr>
-        <w:t xml:space="preserve">Jimerson Birr. (2026, February). </w:t>
-      </w:r>
-      <w:r>
-        <w:rPr>
-          <w:rFonts w:ascii="Times New Roman" w:eastAsia="Times New Roman" w:hAnsi="Times New Roman" w:cs="Times New Roman"/>
-          <w:i/>
-          <w:iCs/>
-          <w:kern w:val="0"/>
-          <w14:ligatures w14:val="none"/>
-        </w:rPr>
-        <w:t>Healthcare AI regulation 2026: New compliance requirements every provider must know.</w:t>
-      </w:r>
-      <w:r>
-        <w:rPr>
-          <w:rFonts w:ascii="Times New Roman" w:eastAsia="Times New Roman" w:hAnsi="Times New Roman" w:cs="Times New Roman"/>
-          <w:kern w:val="0"/>
-          <w14:ligatures w14:val="none"/>
-        </w:rPr>
-        <w:t xml:space="preserve"> </w:t>
-      </w:r>
-      <w:hyperlink r:id="rId7" w:history="1">
+      <w:hyperlink r:id="rId8" w:history="1">
         <w:r>
           <w:rPr>
             <w:rFonts w:ascii="Times New Roman" w:eastAsia="Times New Roman" w:hAnsi="Times New Roman" w:cs="Times New Roman"/>
@@ -911,7 +932,7 @@
         </w:rPr>
         <w:t xml:space="preserve"> </w:t>
       </w:r>
-      <w:hyperlink r:id="rId8" w:history="1">
+      <w:hyperlink r:id="rId9" w:history="1">
         <w:r>
           <w:rPr>
             <w:rFonts w:ascii="Times New Roman" w:eastAsia="Times New Roman" w:hAnsi="Times New Roman" w:cs="Times New Roman"/>
@@ -939,7 +960,43 @@
           <w:kern w:val="0"/>
           <w14:ligatures w14:val="none"/>
         </w:rPr>
-        <w:t xml:space="preserve">Lewis, P., Perez, E., Piktus, A., Petroni, F., Karpukhin, V., Goyal, N., ... Kiela, D. (2020). Retrieval-augmented generation for knowledge-intensive NLP tasks. </w:t>
+        <w:t xml:space="preserve">Lewis, P., Perez, E., </w:t>
+      </w:r>
+      <w:proofErr w:type="spellStart"/>
+      <w:r>
+        <w:rPr>
+          <w:rFonts w:ascii="Times New Roman" w:eastAsia="Times New Roman" w:hAnsi="Times New Roman" w:cs="Times New Roman"/>
+          <w:kern w:val="0"/>
+          <w14:ligatures w14:val="none"/>
+        </w:rPr>
+        <w:t>Piktus</w:t>
+      </w:r>
+      <w:proofErr w:type="spellEnd"/>
+      <w:r>
+        <w:rPr>
+          <w:rFonts w:ascii="Times New Roman" w:eastAsia="Times New Roman" w:hAnsi="Times New Roman" w:cs="Times New Roman"/>
+          <w:kern w:val="0"/>
+          <w14:ligatures w14:val="none"/>
+        </w:rPr>
+        <w:t xml:space="preserve">, A., Petroni, F., </w:t>
+      </w:r>
+      <w:proofErr w:type="spellStart"/>
+      <w:r>
+        <w:rPr>
+          <w:rFonts w:ascii="Times New Roman" w:eastAsia="Times New Roman" w:hAnsi="Times New Roman" w:cs="Times New Roman"/>
+          <w:kern w:val="0"/>
+          <w14:ligatures w14:val="none"/>
+        </w:rPr>
+        <w:t>Karpukhin</w:t>
+      </w:r>
+      <w:proofErr w:type="spellEnd"/>
+      <w:r>
+        <w:rPr>
+          <w:rFonts w:ascii="Times New Roman" w:eastAsia="Times New Roman" w:hAnsi="Times New Roman" w:cs="Times New Roman"/>
+          <w:kern w:val="0"/>
+          <w14:ligatures w14:val="none"/>
+        </w:rPr>
+        <w:t xml:space="preserve">, V., Goyal, N., ... Kiela, D. (2020). Retrieval-augmented generation for knowledge-intensive NLP tasks. </w:t>
       </w:r>
       <w:r>
         <w:rPr>
@@ -959,7 +1016,7 @@
         </w:rPr>
         <w:t xml:space="preserve"> </w:t>
       </w:r>
-      <w:hyperlink r:id="rId9" w:history="1">
+      <w:hyperlink r:id="rId10" w:history="1">
         <w:r>
           <w:rPr>
             <w:rFonts w:ascii="Times New Roman" w:eastAsia="Times New Roman" w:hAnsi="Times New Roman" w:cs="Times New Roman"/>
@@ -1009,6 +1066,7 @@
         </w:rPr>
         <w:t xml:space="preserve">Wang, W., Ma, Z., Wang, Z., Wu, C., Chen, W., Li, X., &amp; Yuan, Y. (2025). A survey of LLM-based agents in medicine: How far are we from Baymax? </w:t>
       </w:r>
+      <w:proofErr w:type="spellStart"/>
       <w:r>
         <w:rPr>
           <w:rFonts w:ascii="Times New Roman" w:eastAsia="Times New Roman" w:hAnsi="Times New Roman" w:cs="Times New Roman"/>
@@ -1017,7 +1075,18 @@
           <w:kern w:val="0"/>
           <w14:ligatures w14:val="none"/>
         </w:rPr>
-        <w:t>arXiv.</w:t>
+        <w:t>arXiv</w:t>
+      </w:r>
+      <w:proofErr w:type="spellEnd"/>
+      <w:r>
+        <w:rPr>
+          <w:rFonts w:ascii="Times New Roman" w:eastAsia="Times New Roman" w:hAnsi="Times New Roman" w:cs="Times New Roman"/>
+          <w:i/>
+          <w:iCs/>
+          <w:kern w:val="0"/>
+          <w14:ligatures w14:val="none"/>
+        </w:rPr>
+        <w:t>.</w:t>
       </w:r>
       <w:r>
         <w:rPr>
@@ -1027,7 +1096,7 @@
         </w:rPr>
         <w:t xml:space="preserve"> </w:t>
       </w:r>
-      <w:hyperlink r:id="rId10" w:history="1">
+      <w:hyperlink r:id="rId11" w:history="1">
         <w:r>
           <w:rPr>
             <w:rFonts w:ascii="Times New Roman" w:eastAsia="Times New Roman" w:hAnsi="Times New Roman" w:cs="Times New Roman"/>
@@ -1075,7 +1144,25 @@
           <w:kern w:val="0"/>
           <w14:ligatures w14:val="none"/>
         </w:rPr>
-        <w:t xml:space="preserve">Wei, J., Wang, X., Schuurmans, D., Bosma, M., Ichter, B., Xia, F., ... Zhou, D. (2022). Chain-of-thought prompting elicits reasoning in large language models. </w:t>
+        <w:t xml:space="preserve">Wei, J., Wang, X., Schuurmans, D., Bosma, M., </w:t>
+      </w:r>
+      <w:proofErr w:type="spellStart"/>
+      <w:r>
+        <w:rPr>
+          <w:rFonts w:ascii="Times New Roman" w:eastAsia="Times New Roman" w:hAnsi="Times New Roman" w:cs="Times New Roman"/>
+          <w:kern w:val="0"/>
+          <w14:ligatures w14:val="none"/>
+        </w:rPr>
+        <w:t>Ichter</w:t>
+      </w:r>
+      <w:proofErr w:type="spellEnd"/>
+      <w:r>
+        <w:rPr>
+          <w:rFonts w:ascii="Times New Roman" w:eastAsia="Times New Roman" w:hAnsi="Times New Roman" w:cs="Times New Roman"/>
+          <w:kern w:val="0"/>
+          <w14:ligatures w14:val="none"/>
+        </w:rPr>
+        <w:t xml:space="preserve">, B., Xia, F., ... Zhou, D. (2022). Chain-of-thought prompting elicits reasoning in large language models. </w:t>
       </w:r>
       <w:r>
         <w:rPr>
@@ -1095,7 +1182,7 @@
         </w:rPr>
         <w:t xml:space="preserve"> </w:t>
       </w:r>
-      <w:hyperlink r:id="rId11" w:history="1">
+      <w:hyperlink r:id="rId12" w:history="1">
         <w:r>
           <w:rPr>
             <w:rFonts w:ascii="Times New Roman" w:eastAsia="Times New Roman" w:hAnsi="Times New Roman" w:cs="Times New Roman"/>
@@ -1143,7 +1230,25 @@
           <w:kern w:val="0"/>
           <w14:ligatures w14:val="none"/>
         </w:rPr>
-        <w:t xml:space="preserve">Yao, S., Zhao, J., Yu, D., Du, N., Shafran, I., Narasimhan, K., &amp; Cao, Y. (2023). ReAct: Synergizing reasoning and acting in language models. </w:t>
+        <w:t xml:space="preserve">Yao, S., Zhao, J., Yu, D., Du, N., Shafran, I., Narasimhan, K., &amp; Cao, Y. (2023). </w:t>
+      </w:r>
+      <w:proofErr w:type="spellStart"/>
+      <w:r>
+        <w:rPr>
+          <w:rFonts w:ascii="Times New Roman" w:eastAsia="Times New Roman" w:hAnsi="Times New Roman" w:cs="Times New Roman"/>
+          <w:kern w:val="0"/>
+          <w14:ligatures w14:val="none"/>
+        </w:rPr>
+        <w:t>ReAct</w:t>
+      </w:r>
+      <w:proofErr w:type="spellEnd"/>
+      <w:r>
+        <w:rPr>
+          <w:rFonts w:ascii="Times New Roman" w:eastAsia="Times New Roman" w:hAnsi="Times New Roman" w:cs="Times New Roman"/>
+          <w:kern w:val="0"/>
+          <w14:ligatures w14:val="none"/>
+        </w:rPr>
+        <w:t xml:space="preserve">: Synergizing reasoning and acting in language models. </w:t>
       </w:r>
       <w:r>
         <w:rPr>
@@ -1163,7 +1268,7 @@
         </w:rPr>
         <w:t xml:space="preserve"> </w:t>
       </w:r>
-      <w:hyperlink r:id="rId12" w:history="1">
+      <w:hyperlink r:id="rId13" w:history="1">
         <w:r>
           <w:rPr>
             <w:rFonts w:ascii="Times New Roman" w:eastAsia="Times New Roman" w:hAnsi="Times New Roman" w:cs="Times New Roman"/>
@@ -1179,94 +1284,61 @@
     <w:p>
       <w:pPr>
         <w:spacing w:before="100" w:beforeAutospacing="1" w:after="100" w:afterAutospacing="1" w:line="240" w:lineRule="auto"/>
-        <w:rPr>
-          <w:rFonts w:ascii="Times New Roman" w:eastAsia="Times New Roman" w:hAnsi="Times New Roman" w:cs="Times New Roman"/>
-          <w:kern w:val="0"/>
-          <w14:ligatures w14:val="none"/>
-        </w:rPr>
-      </w:pPr>
-      <w:r>
-        <w:rPr>
-          <w:rFonts w:ascii="Times New Roman" w:eastAsia="Times New Roman" w:hAnsi="Times New Roman" w:cs="Times New Roman"/>
-          <w:kern w:val="0"/>
-          <w14:ligatures w14:val="none"/>
-        </w:rPr>
-        <w:t xml:space="preserve">U.S. Government Accountability Office. (2024). </w:t>
-      </w:r>
-      <w:r>
-        <w:rPr>
-          <w:rFonts w:ascii="Times New Roman" w:eastAsia="Times New Roman" w:hAnsi="Times New Roman" w:cs="Times New Roman"/>
-          <w:i/>
-          <w:iCs/>
-          <w:kern w:val="0"/>
-          <w14:ligatures w14:val="none"/>
-        </w:rPr>
-        <w:t>Medicare and Medicaid: Additional actions needed to enhance program integrity and save billions</w:t>
-      </w:r>
-      <w:r>
-        <w:rPr>
-          <w:rFonts w:ascii="Times New Roman" w:eastAsia="Times New Roman" w:hAnsi="Times New Roman" w:cs="Times New Roman"/>
-          <w:kern w:val="0"/>
-          <w14:ligatures w14:val="none"/>
-        </w:rPr>
-        <w:t xml:space="preserve"> (GAO-24-107487). </w:t>
-      </w:r>
-      <w:hyperlink r:id="rId13" w:history="1">
-        <w:r>
-          <w:rPr>
-            <w:rFonts w:ascii="Times New Roman" w:eastAsia="Times New Roman" w:hAnsi="Times New Roman" w:cs="Times New Roman"/>
-            <w:color w:val="0000FF"/>
-            <w:kern w:val="0"/>
-            <w:u w:val="single"/>
-            <w14:ligatures w14:val="none"/>
-          </w:rPr>
-          <w:t>https://www.gao.gov/</w:t>
-        </w:r>
-        <w:r>
-          <w:rPr>
-            <w:rFonts w:ascii="Times New Roman" w:eastAsia="Times New Roman" w:hAnsi="Times New Roman" w:cs="Times New Roman"/>
-            <w:color w:val="0000FF"/>
-            <w:kern w:val="0"/>
-            <w:u w:val="single"/>
-            <w14:ligatures w14:val="none"/>
-          </w:rPr>
-          <w:t>p</w:t>
-        </w:r>
-        <w:r>
-          <w:rPr>
-            <w:rFonts w:ascii="Times New Roman" w:eastAsia="Times New Roman" w:hAnsi="Times New Roman" w:cs="Times New Roman"/>
-            <w:color w:val="0000FF"/>
-            <w:kern w:val="0"/>
-            <w:u w:val="single"/>
-            <w14:ligatures w14:val="none"/>
-          </w:rPr>
-          <w:t>roducts/gao-24-107487</w:t>
-        </w:r>
-      </w:hyperlink>
+      </w:pPr>
+      <w:r>
+        <w:t xml:space="preserve">Methods: </w:t>
+      </w:r>
+      <w:proofErr w:type="spellStart"/>
+      <w:r>
+        <w:t>s</w:t>
+      </w:r>
+      <w:r>
+        <w:t>This</w:t>
+      </w:r>
+      <w:proofErr w:type="spellEnd"/>
+      <w:r>
+        <w:t xml:space="preserve"> submission was prepared using the following tools and </w:t>
+      </w:r>
+      <w:proofErr w:type="gramStart"/>
+      <w:r>
+        <w:t>technologies</w:t>
+      </w:r>
+      <w:r>
+        <w:t xml:space="preserve"> </w:t>
+      </w:r>
+      <w:r>
+        <w:t xml:space="preserve"> AI</w:t>
+      </w:r>
+      <w:proofErr w:type="gramEnd"/>
+      <w:r>
+        <w:t xml:space="preserve"> assistants: </w:t>
+      </w:r>
+      <w:proofErr w:type="spellStart"/>
+      <w:r>
+        <w:t>Anthropic's</w:t>
+      </w:r>
+      <w:proofErr w:type="spellEnd"/>
+      <w:r>
+        <w:t xml:space="preserve"> Claude (research synthesis, drafting assistance, and design iteration for the report and slides) and Claude Code</w:t>
+      </w:r>
+      <w:r>
+        <w:t>.</w:t>
+      </w:r>
     </w:p>
     <w:p>
       <w:pPr>
         <w:spacing w:before="100" w:beforeAutospacing="1" w:after="100" w:afterAutospacing="1" w:line="240" w:lineRule="auto"/>
       </w:pPr>
       <w:r>
-        <w:t>This submission was prepared using the following tools and technologies</w:t>
-      </w:r>
-      <w:r>
-        <w:t xml:space="preserve"> </w:t>
-      </w:r>
-      <w:r>
-        <w:t xml:space="preserve"> AI assistants: Anthropic's Claude (research synthesis, drafting assistance, and design iteration for the report and slides) and Claude Code</w:t>
-      </w:r>
-      <w:r>
-        <w:t>.</w:t>
-      </w:r>
-    </w:p>
-    <w:p>
-      <w:pPr>
-        <w:spacing w:before="100" w:beforeAutospacing="1" w:after="100" w:afterAutospacing="1" w:line="240" w:lineRule="auto"/>
-      </w:pPr>
-      <w:r>
-        <w:t>The proof of concept itself is built on the Anthropic API (Claude Sonnet) for agentic claim reasoning, implemented in Python with Streamlit for the results-viewer interface</w:t>
+        <w:t xml:space="preserve">The proof of concept itself is built on the Anthropic API (Claude Sonnet) for agentic claim reasoning, implemented in Python with </w:t>
+      </w:r>
+      <w:proofErr w:type="spellStart"/>
+      <w:r>
+        <w:t>Streamlit</w:t>
+      </w:r>
+      <w:proofErr w:type="spellEnd"/>
+      <w:r>
+        <w:t xml:space="preserve"> for the results-viewer interface</w:t>
       </w:r>
       <w:r>
         <w:t>.</w:t>
@@ -1282,12 +1354,453 @@
     </w:p>
     <w:sectPr>
       <w:pgSz w:w="12240" w:h="15840"/>
-      <w:pgMar w:top="720" w:right="720" w:bottom="720" w:left="720" w:header="720" w:footer="720" w:gutter="0"/>
+      <w:pgMar w:top="1440" w:right="1440" w:bottom="1440" w:left="1440" w:header="720" w:footer="720" w:gutter="0"/>
       <w:cols w:space="720"/>
       <w:docGrid w:linePitch="360"/>
     </w:sectPr>
   </w:body>
 </w:document>
+</file>
+
+<file path=word/numbering.xml><?xml version="1.0" encoding="utf-8"?>
+<w:numbering xmlns:wpc="http://schemas.microsoft.com/office/word/2010/wordprocessingCanvas" xmlns:cx="http://schemas.microsoft.com/office/drawing/2014/chartex" xmlns:cx1="http://schemas.microsoft.com/office/drawing/2015/9/8/chartex" xmlns:cx2="http://schemas.microsoft.com/office/drawing/2015/10/21/chartex" xmlns:cx3="http://schemas.microsoft.com/office/drawing/2016/5/9/chartex" xmlns:cx4="http://schemas.microsoft.com/office/drawing/2016/5/10/chartex" xmlns:cx5="http://schemas.microsoft.com/office/drawing/2016/5/11/chartex" xmlns:cx6="http://schemas.microsoft.com/office/drawing/2016/5/12/chartex" xmlns:cx7="http://schemas.microsoft.com/office/drawing/2016/5/13/chartex" xmlns:cx8="http://schemas.microsoft.com/office/drawing/2016/5/14/chartex" xmlns:mc="http://schemas.openxmlformats.org/markup-compatibility/2006" xmlns:m="http://schemas.openxmlformats.org/officeDocument/2006/math" xmlns:aink="http://schemas.microsoft.com/office/drawing/2016/ink" xmlns:am3d="http://schemas.microsoft.com/office/drawing/2017/model3d" xmlns:oel="http://schemas.microsoft.com/office/2019/extlst" xmlns:r="http://schemas.openxmlformats.org/officeDocument/2006/relationships" xmlns:wp14="http://schemas.microsoft.com/office/word/2010/wordprocessingDrawing" xmlns:wp="http://schemas.openxmlformats.org/drawingml/2006/wordprocessingDrawing" xmlns:wpg="http://schemas.microsoft.com/office/word/2010/wordprocessingGroup" xmlns:wpi="http://schemas.microsoft.com/office/word/2010/wordprocessingInk" xmlns:wps="http://schemas.microsoft.com/office/word/2010/wordprocessingShape" xmlns:o="urn:schemas-microsoft-com:office:office" xmlns:v="urn:schemas-microsoft-com:vml" xmlns:w10="urn:schemas-microsoft-com:office:word" xmlns:w="http://schemas.openxmlformats.org/wordprocessingml/2006/main" xmlns:w14="http://schemas.microsoft.com/office/word/2010/wordml" xmlns:w15="http://schemas.microsoft.com/office/word/2012/wordml" xmlns:w16cei="http://schemas.microsoft.com/office/word/2026/wordml/cei" xmlns:w16cex="http://schemas.microsoft.com/office/word/2018/wordml/cex" xmlns:w16cid="http://schemas.microsoft.com/office/word/2016/wordml/cid" xmlns:w16="http://schemas.microsoft.com/office/word/2018/wordml" xmlns:w16sdtdh="http://schemas.microsoft.com/office/word/2020/wordml/sdtdatahash" xmlns:w16sdtfl="http://schemas.microsoft.com/office/word/2024/wordml/sdtformatlock" xmlns:w16se="http://schemas.microsoft.com/office/word/2015/wordml/symex" xmlns:w16du="http://schemas.microsoft.com/office/word/2023/wordml/word16du" xmlns:wne="http://schemas.microsoft.com/office/word/2006/wordml" mc:Ignorable="w14 w15 w16se w16cid w16 w16cex w16sdtdh w16sdtfl w16du wp14">
+  <w:abstractNum w:abstractNumId="0" w15:restartNumberingAfterBreak="0">
+    <w:nsid w:val="11F33AEF"/>
+    <w:multiLevelType w:val="hybridMultilevel"/>
+    <w:tmpl w:val="73585DFA"/>
+    <w:lvl w:ilvl="0" w:tplc="04090001">
+      <w:numFmt w:val="bullet"/>
+      <w:lvlText w:val=""/>
+      <w:lvlJc w:val="left"/>
+      <w:pPr>
+        <w:ind w:left="720" w:hanging="360"/>
+      </w:pPr>
+      <w:rPr>
+        <w:rFonts w:ascii="Symbol" w:eastAsia="Times New Roman" w:hAnsi="Symbol" w:cs="Times New Roman" w:hint="default"/>
+      </w:rPr>
+    </w:lvl>
+    <w:lvl w:ilvl="1" w:tplc="04090003" w:tentative="1">
+      <w:start w:val="1"/>
+      <w:numFmt w:val="bullet"/>
+      <w:lvlText w:val="o"/>
+      <w:lvlJc w:val="left"/>
+      <w:pPr>
+        <w:ind w:left="1440" w:hanging="360"/>
+      </w:pPr>
+      <w:rPr>
+        <w:rFonts w:ascii="Courier New" w:hAnsi="Courier New" w:cs="Courier New" w:hint="default"/>
+      </w:rPr>
+    </w:lvl>
+    <w:lvl w:ilvl="2" w:tplc="04090005" w:tentative="1">
+      <w:start w:val="1"/>
+      <w:numFmt w:val="bullet"/>
+      <w:lvlText w:val=""/>
+      <w:lvlJc w:val="left"/>
+      <w:pPr>
+        <w:ind w:left="2160" w:hanging="360"/>
+      </w:pPr>
+      <w:rPr>
+        <w:rFonts w:ascii="Wingdings" w:hAnsi="Wingdings" w:hint="default"/>
+      </w:rPr>
+    </w:lvl>
+    <w:lvl w:ilvl="3" w:tplc="04090001" w:tentative="1">
+      <w:start w:val="1"/>
+      <w:numFmt w:val="bullet"/>
+      <w:lvlText w:val=""/>
+      <w:lvlJc w:val="left"/>
+      <w:pPr>
+        <w:ind w:left="2880" w:hanging="360"/>
+      </w:pPr>
+      <w:rPr>
+        <w:rFonts w:ascii="Symbol" w:hAnsi="Symbol" w:hint="default"/>
+      </w:rPr>
+    </w:lvl>
+    <w:lvl w:ilvl="4" w:tplc="04090003" w:tentative="1">
+      <w:start w:val="1"/>
+      <w:numFmt w:val="bullet"/>
+      <w:lvlText w:val="o"/>
+      <w:lvlJc w:val="left"/>
+      <w:pPr>
+        <w:ind w:left="3600" w:hanging="360"/>
+      </w:pPr>
+      <w:rPr>
+        <w:rFonts w:ascii="Courier New" w:hAnsi="Courier New" w:cs="Courier New" w:hint="default"/>
+      </w:rPr>
+    </w:lvl>
+    <w:lvl w:ilvl="5" w:tplc="04090005" w:tentative="1">
+      <w:start w:val="1"/>
+      <w:numFmt w:val="bullet"/>
+      <w:lvlText w:val=""/>
+      <w:lvlJc w:val="left"/>
+      <w:pPr>
+        <w:ind w:left="4320" w:hanging="360"/>
+      </w:pPr>
+      <w:rPr>
+        <w:rFonts w:ascii="Wingdings" w:hAnsi="Wingdings" w:hint="default"/>
+      </w:rPr>
+    </w:lvl>
+    <w:lvl w:ilvl="6" w:tplc="04090001" w:tentative="1">
+      <w:start w:val="1"/>
+      <w:numFmt w:val="bullet"/>
+      <w:lvlText w:val=""/>
+      <w:lvlJc w:val="left"/>
+      <w:pPr>
+        <w:ind w:left="5040" w:hanging="360"/>
+      </w:pPr>
+      <w:rPr>
+        <w:rFonts w:ascii="Symbol" w:hAnsi="Symbol" w:hint="default"/>
+      </w:rPr>
+    </w:lvl>
+    <w:lvl w:ilvl="7" w:tplc="04090003" w:tentative="1">
+      <w:start w:val="1"/>
+      <w:numFmt w:val="bullet"/>
+      <w:lvlText w:val="o"/>
+      <w:lvlJc w:val="left"/>
+      <w:pPr>
+        <w:ind w:left="5760" w:hanging="360"/>
+      </w:pPr>
+      <w:rPr>
+        <w:rFonts w:ascii="Courier New" w:hAnsi="Courier New" w:cs="Courier New" w:hint="default"/>
+      </w:rPr>
+    </w:lvl>
+    <w:lvl w:ilvl="8" w:tplc="04090005" w:tentative="1">
+      <w:start w:val="1"/>
+      <w:numFmt w:val="bullet"/>
+      <w:lvlText w:val=""/>
+      <w:lvlJc w:val="left"/>
+      <w:pPr>
+        <w:ind w:left="6480" w:hanging="360"/>
+      </w:pPr>
+      <w:rPr>
+        <w:rFonts w:ascii="Wingdings" w:hAnsi="Wingdings" w:hint="default"/>
+      </w:rPr>
+    </w:lvl>
+  </w:abstractNum>
+  <w:abstractNum w:abstractNumId="1" w15:restartNumberingAfterBreak="0">
+    <w:nsid w:val="41E70D0E"/>
+    <w:multiLevelType w:val="hybridMultilevel"/>
+    <w:tmpl w:val="F8A688D0"/>
+    <w:lvl w:ilvl="0" w:tplc="0409000F">
+      <w:start w:val="1"/>
+      <w:numFmt w:val="decimal"/>
+      <w:lvlText w:val="%1."/>
+      <w:lvlJc w:val="left"/>
+      <w:pPr>
+        <w:ind w:left="720" w:hanging="360"/>
+      </w:pPr>
+      <w:rPr>
+        <w:rFonts w:hint="default"/>
+      </w:rPr>
+    </w:lvl>
+    <w:lvl w:ilvl="1" w:tplc="FFFFFFFF" w:tentative="1">
+      <w:start w:val="1"/>
+      <w:numFmt w:val="bullet"/>
+      <w:lvlText w:val="o"/>
+      <w:lvlJc w:val="left"/>
+      <w:pPr>
+        <w:ind w:left="1440" w:hanging="360"/>
+      </w:pPr>
+      <w:rPr>
+        <w:rFonts w:ascii="Courier New" w:hAnsi="Courier New" w:cs="Courier New" w:hint="default"/>
+      </w:rPr>
+    </w:lvl>
+    <w:lvl w:ilvl="2" w:tplc="FFFFFFFF" w:tentative="1">
+      <w:start w:val="1"/>
+      <w:numFmt w:val="bullet"/>
+      <w:lvlText w:val=""/>
+      <w:lvlJc w:val="left"/>
+      <w:pPr>
+        <w:ind w:left="2160" w:hanging="360"/>
+      </w:pPr>
+      <w:rPr>
+        <w:rFonts w:ascii="Wingdings" w:hAnsi="Wingdings" w:hint="default"/>
+      </w:rPr>
+    </w:lvl>
+    <w:lvl w:ilvl="3" w:tplc="FFFFFFFF" w:tentative="1">
+      <w:start w:val="1"/>
+      <w:numFmt w:val="bullet"/>
+      <w:lvlText w:val=""/>
+      <w:lvlJc w:val="left"/>
+      <w:pPr>
+        <w:ind w:left="2880" w:hanging="360"/>
+      </w:pPr>
+      <w:rPr>
+        <w:rFonts w:ascii="Symbol" w:hAnsi="Symbol" w:hint="default"/>
+      </w:rPr>
+    </w:lvl>
+    <w:lvl w:ilvl="4" w:tplc="FFFFFFFF" w:tentative="1">
+      <w:start w:val="1"/>
+      <w:numFmt w:val="bullet"/>
+      <w:lvlText w:val="o"/>
+      <w:lvlJc w:val="left"/>
+      <w:pPr>
+        <w:ind w:left="3600" w:hanging="360"/>
+      </w:pPr>
+      <w:rPr>
+        <w:rFonts w:ascii="Courier New" w:hAnsi="Courier New" w:cs="Courier New" w:hint="default"/>
+      </w:rPr>
+    </w:lvl>
+    <w:lvl w:ilvl="5" w:tplc="FFFFFFFF" w:tentative="1">
+      <w:start w:val="1"/>
+      <w:numFmt w:val="bullet"/>
+      <w:lvlText w:val=""/>
+      <w:lvlJc w:val="left"/>
+      <w:pPr>
+        <w:ind w:left="4320" w:hanging="360"/>
+      </w:pPr>
+      <w:rPr>
+        <w:rFonts w:ascii="Wingdings" w:hAnsi="Wingdings" w:hint="default"/>
+      </w:rPr>
+    </w:lvl>
+    <w:lvl w:ilvl="6" w:tplc="FFFFFFFF" w:tentative="1">
+      <w:start w:val="1"/>
+      <w:numFmt w:val="bullet"/>
+      <w:lvlText w:val=""/>
+      <w:lvlJc w:val="left"/>
+      <w:pPr>
+        <w:ind w:left="5040" w:hanging="360"/>
+      </w:pPr>
+      <w:rPr>
+        <w:rFonts w:ascii="Symbol" w:hAnsi="Symbol" w:hint="default"/>
+      </w:rPr>
+    </w:lvl>
+    <w:lvl w:ilvl="7" w:tplc="FFFFFFFF" w:tentative="1">
+      <w:start w:val="1"/>
+      <w:numFmt w:val="bullet"/>
+      <w:lvlText w:val="o"/>
+      <w:lvlJc w:val="left"/>
+      <w:pPr>
+        <w:ind w:left="5760" w:hanging="360"/>
+      </w:pPr>
+      <w:rPr>
+        <w:rFonts w:ascii="Courier New" w:hAnsi="Courier New" w:cs="Courier New" w:hint="default"/>
+      </w:rPr>
+    </w:lvl>
+    <w:lvl w:ilvl="8" w:tplc="FFFFFFFF" w:tentative="1">
+      <w:start w:val="1"/>
+      <w:numFmt w:val="bullet"/>
+      <w:lvlText w:val=""/>
+      <w:lvlJc w:val="left"/>
+      <w:pPr>
+        <w:ind w:left="6480" w:hanging="360"/>
+      </w:pPr>
+      <w:rPr>
+        <w:rFonts w:ascii="Wingdings" w:hAnsi="Wingdings" w:hint="default"/>
+      </w:rPr>
+    </w:lvl>
+  </w:abstractNum>
+  <w:abstractNum w:abstractNumId="2" w15:restartNumberingAfterBreak="0">
+    <w:nsid w:val="5EB469B2"/>
+    <w:multiLevelType w:val="hybridMultilevel"/>
+    <w:tmpl w:val="4ACAB956"/>
+    <w:lvl w:ilvl="0" w:tplc="04090001">
+      <w:start w:val="1"/>
+      <w:numFmt w:val="bullet"/>
+      <w:lvlText w:val=""/>
+      <w:lvlJc w:val="left"/>
+      <w:pPr>
+        <w:ind w:left="720" w:hanging="360"/>
+      </w:pPr>
+      <w:rPr>
+        <w:rFonts w:ascii="Symbol" w:hAnsi="Symbol" w:hint="default"/>
+      </w:rPr>
+    </w:lvl>
+    <w:lvl w:ilvl="1" w:tplc="04090003" w:tentative="1">
+      <w:start w:val="1"/>
+      <w:numFmt w:val="bullet"/>
+      <w:lvlText w:val="o"/>
+      <w:lvlJc w:val="left"/>
+      <w:pPr>
+        <w:ind w:left="1440" w:hanging="360"/>
+      </w:pPr>
+      <w:rPr>
+        <w:rFonts w:ascii="Courier New" w:hAnsi="Courier New" w:cs="Courier New" w:hint="default"/>
+      </w:rPr>
+    </w:lvl>
+    <w:lvl w:ilvl="2" w:tplc="04090005" w:tentative="1">
+      <w:start w:val="1"/>
+      <w:numFmt w:val="bullet"/>
+      <w:lvlText w:val=""/>
+      <w:lvlJc w:val="left"/>
+      <w:pPr>
+        <w:ind w:left="2160" w:hanging="360"/>
+      </w:pPr>
+      <w:rPr>
+        <w:rFonts w:ascii="Wingdings" w:hAnsi="Wingdings" w:hint="default"/>
+      </w:rPr>
+    </w:lvl>
+    <w:lvl w:ilvl="3" w:tplc="04090001" w:tentative="1">
+      <w:start w:val="1"/>
+      <w:numFmt w:val="bullet"/>
+      <w:lvlText w:val=""/>
+      <w:lvlJc w:val="left"/>
+      <w:pPr>
+        <w:ind w:left="2880" w:hanging="360"/>
+      </w:pPr>
+      <w:rPr>
+        <w:rFonts w:ascii="Symbol" w:hAnsi="Symbol" w:hint="default"/>
+      </w:rPr>
+    </w:lvl>
+    <w:lvl w:ilvl="4" w:tplc="04090003" w:tentative="1">
+      <w:start w:val="1"/>
+      <w:numFmt w:val="bullet"/>
+      <w:lvlText w:val="o"/>
+      <w:lvlJc w:val="left"/>
+      <w:pPr>
+        <w:ind w:left="3600" w:hanging="360"/>
+      </w:pPr>
+      <w:rPr>
+        <w:rFonts w:ascii="Courier New" w:hAnsi="Courier New" w:cs="Courier New" w:hint="default"/>
+      </w:rPr>
+    </w:lvl>
+    <w:lvl w:ilvl="5" w:tplc="04090005" w:tentative="1">
+      <w:start w:val="1"/>
+      <w:numFmt w:val="bullet"/>
+      <w:lvlText w:val=""/>
+      <w:lvlJc w:val="left"/>
+      <w:pPr>
+        <w:ind w:left="4320" w:hanging="360"/>
+      </w:pPr>
+      <w:rPr>
+        <w:rFonts w:ascii="Wingdings" w:hAnsi="Wingdings" w:hint="default"/>
+      </w:rPr>
+    </w:lvl>
+    <w:lvl w:ilvl="6" w:tplc="04090001" w:tentative="1">
+      <w:start w:val="1"/>
+      <w:numFmt w:val="bullet"/>
+      <w:lvlText w:val=""/>
+      <w:lvlJc w:val="left"/>
+      <w:pPr>
+        <w:ind w:left="5040" w:hanging="360"/>
+      </w:pPr>
+      <w:rPr>
+        <w:rFonts w:ascii="Symbol" w:hAnsi="Symbol" w:hint="default"/>
+      </w:rPr>
+    </w:lvl>
+    <w:lvl w:ilvl="7" w:tplc="04090003" w:tentative="1">
+      <w:start w:val="1"/>
+      <w:numFmt w:val="bullet"/>
+      <w:lvlText w:val="o"/>
+      <w:lvlJc w:val="left"/>
+      <w:pPr>
+        <w:ind w:left="5760" w:hanging="360"/>
+      </w:pPr>
+      <w:rPr>
+        <w:rFonts w:ascii="Courier New" w:hAnsi="Courier New" w:cs="Courier New" w:hint="default"/>
+      </w:rPr>
+    </w:lvl>
+    <w:lvl w:ilvl="8" w:tplc="04090005" w:tentative="1">
+      <w:start w:val="1"/>
+      <w:numFmt w:val="bullet"/>
+      <w:lvlText w:val=""/>
+      <w:lvlJc w:val="left"/>
+      <w:pPr>
+        <w:ind w:left="6480" w:hanging="360"/>
+      </w:pPr>
+      <w:rPr>
+        <w:rFonts w:ascii="Wingdings" w:hAnsi="Wingdings" w:hint="default"/>
+      </w:rPr>
+    </w:lvl>
+  </w:abstractNum>
+  <w:abstractNum w:abstractNumId="3" w15:restartNumberingAfterBreak="0">
+    <w:nsid w:val="6C961500"/>
+    <w:multiLevelType w:val="hybridMultilevel"/>
+    <w:tmpl w:val="929E64AC"/>
+    <w:lvl w:ilvl="0" w:tplc="0409000F">
+      <w:start w:val="1"/>
+      <w:numFmt w:val="decimal"/>
+      <w:lvlText w:val="%1."/>
+      <w:lvlJc w:val="left"/>
+      <w:pPr>
+        <w:ind w:left="720" w:hanging="360"/>
+      </w:pPr>
+    </w:lvl>
+    <w:lvl w:ilvl="1" w:tplc="04090019" w:tentative="1">
+      <w:start w:val="1"/>
+      <w:numFmt w:val="lowerLetter"/>
+      <w:lvlText w:val="%2."/>
+      <w:lvlJc w:val="left"/>
+      <w:pPr>
+        <w:ind w:left="1440" w:hanging="360"/>
+      </w:pPr>
+    </w:lvl>
+    <w:lvl w:ilvl="2" w:tplc="0409001B" w:tentative="1">
+      <w:start w:val="1"/>
+      <w:numFmt w:val="lowerRoman"/>
+      <w:lvlText w:val="%3."/>
+      <w:lvlJc w:val="right"/>
+      <w:pPr>
+        <w:ind w:left="2160" w:hanging="180"/>
+      </w:pPr>
+    </w:lvl>
+    <w:lvl w:ilvl="3" w:tplc="0409000F" w:tentative="1">
+      <w:start w:val="1"/>
+      <w:numFmt w:val="decimal"/>
+      <w:lvlText w:val="%4."/>
+      <w:lvlJc w:val="left"/>
+      <w:pPr>
+        <w:ind w:left="2880" w:hanging="360"/>
+      </w:pPr>
+    </w:lvl>
+    <w:lvl w:ilvl="4" w:tplc="04090019" w:tentative="1">
+      <w:start w:val="1"/>
+      <w:numFmt w:val="lowerLetter"/>
+      <w:lvlText w:val="%5."/>
+      <w:lvlJc w:val="left"/>
+      <w:pPr>
+        <w:ind w:left="3600" w:hanging="360"/>
+      </w:pPr>
+    </w:lvl>
+    <w:lvl w:ilvl="5" w:tplc="0409001B" w:tentative="1">
+      <w:start w:val="1"/>
+      <w:numFmt w:val="lowerRoman"/>
+      <w:lvlText w:val="%6."/>
+      <w:lvlJc w:val="right"/>
+      <w:pPr>
+        <w:ind w:left="4320" w:hanging="180"/>
+      </w:pPr>
+    </w:lvl>
+    <w:lvl w:ilvl="6" w:tplc="0409000F" w:tentative="1">
+      <w:start w:val="1"/>
+      <w:numFmt w:val="decimal"/>
+      <w:lvlText w:val="%7."/>
+      <w:lvlJc w:val="left"/>
+      <w:pPr>
+        <w:ind w:left="5040" w:hanging="360"/>
+      </w:pPr>
+    </w:lvl>
+    <w:lvl w:ilvl="7" w:tplc="04090019" w:tentative="1">
+      <w:start w:val="1"/>
+      <w:numFmt w:val="lowerLetter"/>
+      <w:lvlText w:val="%8."/>
+      <w:lvlJc w:val="left"/>
+      <w:pPr>
+        <w:ind w:left="5760" w:hanging="360"/>
+      </w:pPr>
+    </w:lvl>
+    <w:lvl w:ilvl="8" w:tplc="0409001B" w:tentative="1">
+      <w:start w:val="1"/>
+      <w:numFmt w:val="lowerRoman"/>
+      <w:lvlText w:val="%9."/>
+      <w:lvlJc w:val="right"/>
+      <w:pPr>
+        <w:ind w:left="6480" w:hanging="180"/>
+      </w:pPr>
+    </w:lvl>
+  </w:abstractNum>
+  <w:num w:numId="1" w16cid:durableId="1464495697">
+    <w:abstractNumId w:val="2"/>
+  </w:num>
+  <w:num w:numId="2" w16cid:durableId="2044092992">
+    <w:abstractNumId w:val="1"/>
+  </w:num>
+  <w:num w:numId="3" w16cid:durableId="343441359">
+    <w:abstractNumId w:val="3"/>
+  </w:num>
+  <w:num w:numId="4" w16cid:durableId="1431197696">
+    <w:abstractNumId w:val="0"/>
+  </w:num>
+</w:numbering>
 </file>
 
 <file path=word/styles.xml><?xml version="1.0" encoding="utf-8"?>
@@ -1740,7 +2253,6 @@
     <w:next w:val="Normal"/>
     <w:link w:val="Heading3Char"/>
     <w:uiPriority w:val="9"/>
-    <w:semiHidden/>
     <w:unhideWhenUsed/>
     <w:qFormat/>
     <w:rsid w:val="006E5C33"/>
@@ -1947,7 +2459,6 @@
     <w:basedOn w:val="DefaultParagraphFont"/>
     <w:link w:val="Heading3"/>
     <w:uiPriority w:val="9"/>
-    <w:semiHidden/>
     <w:rsid w:val="006E5C33"/>
     <w:rPr>
       <w:rFonts w:eastAsiaTheme="majorEastAsia" w:cstheme="majorBidi"/>
@@ -2267,6 +2778,11 @@
       <w:color w:val="0000FF"/>
       <w:u w:val="single"/>
     </w:rPr>
+  </w:style>
+  <w:style w:type="character" w:customStyle="1" w:styleId="animatingyu34g10">
+    <w:name w:val="_animating_yu34g_10"/>
+    <w:basedOn w:val="DefaultParagraphFont"/>
+    <w:rsid w:val="001D4606"/>
   </w:style>
 </w:styles>
 </file>
@@ -2584,4 +3100,16 @@
     </a:ext>
   </a:extLst>
 </a:theme>
+</file>
+
+<file path=customXml/item1.xml><?xml version="1.0" encoding="utf-8"?>
+<b:Sources xmlns:b="http://schemas.openxmlformats.org/officeDocument/2006/bibliography" xmlns="http://schemas.openxmlformats.org/officeDocument/2006/bibliography" SelectedStyle="/APASixthEditionOfficeOnline.xsl" StyleName="APA" Version="6"/>
+</file>
+
+<file path=customXml/itemProps1.xml><?xml version="1.0" encoding="utf-8"?>
+<ds:datastoreItem xmlns:ds="http://schemas.openxmlformats.org/officeDocument/2006/customXml" ds:itemID="{EB5AC4A6-F04F-614A-BA1E-890F8133C90A}">
+  <ds:schemaRefs>
+    <ds:schemaRef ds:uri="http://schemas.openxmlformats.org/officeDocument/2006/bibliography"/>
+  </ds:schemaRefs>
+</ds:datastoreItem>
 </file>